--- a/各类表格/4.1 主机安全基线核查/素材6：西普平台实验选取清单与操作能力对照.docx
+++ b/各类表格/4.1 主机安全基线核查/素材6：西普平台实验选取清单与操作能力对照.docx
@@ -8,30 +8,16 @@
       </w:pPr>
       <w:r>
         <w:rPr>
-          <w:rFonts w:ascii="宋体" w:hAnsi="宋体" w:eastAsia="宋体"/>
+          <w:rFonts w:ascii="黑体" w:hAnsi="黑体" w:eastAsia="黑体"/>
           <w:b/>
-          <w:sz w:val="30"/>
+          <w:sz w:val="32"/>
         </w:rPr>
         <w:t>素材6：西普平台实验选取清单与操作能力对照</w:t>
       </w:r>
     </w:p>
     <w:p>
       <w:pPr>
-        <w:spacing w:line="336" w:lineRule="auto"/>
-      </w:pPr>
-      <w:r>
-        <w:rPr>
-          <w:rFonts w:ascii="宋体" w:hAnsi="宋体" w:eastAsia="宋体"/>
-          <w:b w:val="0"/>
-          <w:color w:val="666666"/>
-          <w:sz w:val="19"/>
-        </w:rPr>
-        <w:t>（配套任务 4.1 主机安全基线核查·课堂实验用）</w:t>
-      </w:r>
-    </w:p>
-    <w:p>
-      <w:pPr>
-        <w:spacing w:line="336" w:lineRule="auto"/>
+        <w:jc w:val="center"/>
       </w:pPr>
       <w:r>
         <w:rPr>
@@ -39,25 +25,21 @@
           <w:b w:val="0"/>
           <w:sz w:val="21"/>
         </w:rPr>
-      </w:r>
-    </w:p>
-    <w:p>
-      <w:pPr>
-        <w:spacing w:line="336" w:lineRule="auto"/>
-      </w:pPr>
-      <w:r>
-        <w:rPr>
-          <w:rFonts w:ascii="宋体" w:hAnsi="宋体" w:eastAsia="宋体"/>
-          <w:b w:val="0"/>
-          <w:sz w:val="20"/>
-        </w:rPr>
-        <w:t>本轮实验从"纸面填表"升级为"真机核查"：在真实（虚拟化）主机上完成"选取核查项 → 平台操作取证 → 基线比对 → 合规判定 → 填写记录表"的完整闭环。</w:t>
+        <w:t>（配套任务 4.1 主机安全基线核查·课堂实验用）</w:t>
       </w:r>
     </w:p>
     <w:p>
       <w:r>
         <w:rPr>
-          <w:rFonts w:ascii="宋体" w:hAnsi="宋体" w:eastAsia="宋体"/>
+          <w:sz w:val="21"/>
+        </w:rPr>
+        <w:t>本轮实验从“纸面填表”升级为“真机核查”：在西普实验平台的真实（虚拟化）主机上完成“选取核查项 → 平台操作取证 → 基线比对 → 合规判定 → 填写记录表”的完整闭环。</w:t>
+      </w:r>
+    </w:p>
+    <w:p>
+      <w:r>
+        <w:rPr>
+          <w:rFonts w:ascii="黑体" w:hAnsi="黑体" w:eastAsia="黑体"/>
           <w:b/>
           <w:sz w:val="24"/>
         </w:rPr>
@@ -68,19 +50,17 @@
       <w:tblPr>
         <w:tblStyle w:val="TableGrid"/>
         <w:tblW w:type="auto" w:w="0"/>
-        <w:jc w:val="center"/>
-        <w:tblLayout w:type="fixed"/>
         <w:tblLook w:firstColumn="1" w:firstRow="1" w:lastColumn="0" w:lastRow="0" w:noHBand="0" w:noVBand="1" w:val="04A0"/>
-        <w:tblLayout w:type="fixed"/>
       </w:tblPr>
       <w:tblGrid>
-        <w:gridCol w:w="4986"/>
-        <w:gridCol w:w="4986"/>
+        <w:gridCol w:w="4156"/>
+        <w:gridCol w:w="4156"/>
       </w:tblGrid>
       <w:tr>
         <w:tc>
           <w:tcPr>
-            <w:tcW w:type="dxa" w:w="1757"/>
+            <w:tcW w:type="dxa" w:w="1984"/>
+            <w:vAlign w:val="center"/>
           </w:tcPr>
           <w:p>
             <w:pPr>
@@ -91,7 +71,7 @@
               <w:rPr>
                 <w:rFonts w:ascii="宋体" w:hAnsi="宋体" w:eastAsia="宋体"/>
                 <w:b/>
-                <w:sz w:val="18"/>
+                <w:sz w:val="21"/>
               </w:rPr>
               <w:t>项目</w:t>
             </w:r>
@@ -99,7 +79,8 @@
         </w:tc>
         <w:tc>
           <w:tcPr>
-            <w:tcW w:type="dxa" w:w="7880"/>
+            <w:tcW w:type="dxa" w:w="6236"/>
+            <w:vAlign w:val="center"/>
           </w:tcPr>
           <w:p>
             <w:pPr>
@@ -110,7 +91,7 @@
               <w:rPr>
                 <w:rFonts w:ascii="宋体" w:hAnsi="宋体" w:eastAsia="宋体"/>
                 <w:b/>
-                <w:sz w:val="18"/>
+                <w:sz w:val="21"/>
               </w:rPr>
               <w:t>内容</w:t>
             </w:r>
@@ -120,14 +101,19 @@
       <w:tr>
         <w:tc>
           <w:tcPr>
-            <w:tcW w:type="dxa" w:w="1757"/>
+            <w:tcW w:type="dxa" w:w="1984"/>
+            <w:vAlign w:val="center"/>
           </w:tcPr>
           <w:p>
+            <w:pPr>
+              <w:jc w:val="center"/>
+            </w:pPr>
             <w:r/>
             <w:r>
               <w:rPr>
                 <w:rFonts w:ascii="宋体" w:hAnsi="宋体" w:eastAsia="宋体"/>
-                <w:sz w:val="18"/>
+                <w:b/>
+                <w:sz w:val="21"/>
               </w:rPr>
               <w:t>平台网址</w:t>
             </w:r>
@@ -135,14 +121,16 @@
         </w:tc>
         <w:tc>
           <w:tcPr>
-            <w:tcW w:type="dxa" w:w="7880"/>
+            <w:tcW w:type="dxa" w:w="6236"/>
+            <w:vAlign w:val="center"/>
           </w:tcPr>
           <w:p>
             <w:r/>
             <w:r>
               <w:rPr>
                 <w:rFonts w:ascii="宋体" w:hAnsi="宋体" w:eastAsia="宋体"/>
-                <w:sz w:val="18"/>
+                <w:b w:val="0"/>
+                <w:sz w:val="21"/>
               </w:rPr>
               <w:t>http://10.11.0.70（校园网内访问）</w:t>
             </w:r>
@@ -152,14 +140,19 @@
       <w:tr>
         <w:tc>
           <w:tcPr>
-            <w:tcW w:type="dxa" w:w="1757"/>
+            <w:tcW w:type="dxa" w:w="1984"/>
+            <w:vAlign w:val="center"/>
           </w:tcPr>
           <w:p>
+            <w:pPr>
+              <w:jc w:val="center"/>
+            </w:pPr>
             <w:r/>
             <w:r>
               <w:rPr>
                 <w:rFonts w:ascii="宋体" w:hAnsi="宋体" w:eastAsia="宋体"/>
-                <w:sz w:val="18"/>
+                <w:b/>
+                <w:sz w:val="21"/>
               </w:rPr>
               <w:t>登录账号</w:t>
             </w:r>
@@ -167,14 +160,16 @@
         </w:tc>
         <w:tc>
           <w:tcPr>
-            <w:tcW w:type="dxa" w:w="7880"/>
+            <w:tcW w:type="dxa" w:w="6236"/>
+            <w:vAlign w:val="center"/>
           </w:tcPr>
           <w:p>
             <w:r/>
             <w:r>
               <w:rPr>
                 <w:rFonts w:ascii="宋体" w:hAnsi="宋体" w:eastAsia="宋体"/>
-                <w:sz w:val="18"/>
+                <w:b w:val="0"/>
+                <w:sz w:val="21"/>
               </w:rPr>
               <w:t>本人 11 位学号（如 20230101001）</w:t>
             </w:r>
@@ -184,14 +179,19 @@
       <w:tr>
         <w:tc>
           <w:tcPr>
-            <w:tcW w:type="dxa" w:w="1757"/>
+            <w:tcW w:type="dxa" w:w="1984"/>
+            <w:vAlign w:val="center"/>
           </w:tcPr>
           <w:p>
+            <w:pPr>
+              <w:jc w:val="center"/>
+            </w:pPr>
             <w:r/>
             <w:r>
               <w:rPr>
                 <w:rFonts w:ascii="宋体" w:hAnsi="宋体" w:eastAsia="宋体"/>
-                <w:sz w:val="18"/>
+                <w:b/>
+                <w:sz w:val="21"/>
               </w:rPr>
               <w:t>登录密码</w:t>
             </w:r>
@@ -199,14 +199,16 @@
         </w:tc>
         <w:tc>
           <w:tcPr>
-            <w:tcW w:type="dxa" w:w="7880"/>
+            <w:tcW w:type="dxa" w:w="6236"/>
+            <w:vAlign w:val="center"/>
           </w:tcPr>
           <w:p>
             <w:r/>
             <w:r>
               <w:rPr>
                 <w:rFonts w:ascii="宋体" w:hAnsi="宋体" w:eastAsia="宋体"/>
-                <w:sz w:val="18"/>
+                <w:b w:val="0"/>
+                <w:sz w:val="21"/>
               </w:rPr>
               <w:t>学号 + 1q2w；例：学号 234234 → 密码 2342341q2w</w:t>
             </w:r>
@@ -216,14 +218,19 @@
       <w:tr>
         <w:tc>
           <w:tcPr>
-            <w:tcW w:type="dxa" w:w="1757"/>
+            <w:tcW w:type="dxa" w:w="1984"/>
+            <w:vAlign w:val="center"/>
           </w:tcPr>
           <w:p>
+            <w:pPr>
+              <w:jc w:val="center"/>
+            </w:pPr>
             <w:r/>
             <w:r>
               <w:rPr>
                 <w:rFonts w:ascii="宋体" w:hAnsi="宋体" w:eastAsia="宋体"/>
-                <w:sz w:val="18"/>
+                <w:b/>
+                <w:sz w:val="21"/>
               </w:rPr>
               <w:t>实验路径</w:t>
             </w:r>
@@ -231,16 +238,18 @@
         </w:tc>
         <w:tc>
           <w:tcPr>
-            <w:tcW w:type="dxa" w:w="7880"/>
+            <w:tcW w:type="dxa" w:w="6236"/>
+            <w:vAlign w:val="center"/>
           </w:tcPr>
           <w:p>
             <w:r/>
             <w:r>
               <w:rPr>
                 <w:rFonts w:ascii="宋体" w:hAnsi="宋体" w:eastAsia="宋体"/>
-                <w:sz w:val="18"/>
+                <w:b w:val="0"/>
+                <w:sz w:val="21"/>
               </w:rPr>
-              <w:t>登录后进入「操作系统安全」方向 → 选择本轮实验 → 预约/开始实验 → 进入虚拟机操作</w:t>
+              <w:t>登录后进入「主机设备基线核查」→「Windows/Linux 系统安全评测」→ 选择本轮实验 → 预约/开始实验 → 进入虚拟机操作</w:t>
             </w:r>
           </w:p>
         </w:tc>
@@ -248,14 +257,19 @@
       <w:tr>
         <w:tc>
           <w:tcPr>
-            <w:tcW w:type="dxa" w:w="1757"/>
+            <w:tcW w:type="dxa" w:w="1984"/>
+            <w:vAlign w:val="center"/>
           </w:tcPr>
           <w:p>
+            <w:pPr>
+              <w:jc w:val="center"/>
+            </w:pPr>
             <w:r/>
             <w:r>
               <w:rPr>
                 <w:rFonts w:ascii="宋体" w:hAnsi="宋体" w:eastAsia="宋体"/>
-                <w:sz w:val="18"/>
+                <w:b/>
+                <w:sz w:val="21"/>
               </w:rPr>
               <w:t>完成要求</w:t>
             </w:r>
@@ -263,14 +277,16 @@
         </w:tc>
         <w:tc>
           <w:tcPr>
-            <w:tcW w:type="dxa" w:w="7880"/>
+            <w:tcW w:type="dxa" w:w="6236"/>
+            <w:vAlign w:val="center"/>
           </w:tcPr>
           <w:p>
             <w:r/>
             <w:r>
               <w:rPr>
                 <w:rFonts w:ascii="宋体" w:hAnsi="宋体" w:eastAsia="宋体"/>
-                <w:sz w:val="18"/>
+                <w:b w:val="0"/>
+                <w:sz w:val="21"/>
               </w:rPr>
               <w:t>本轮共完成 4 个实验（Windows 线 2 个 + Linux 线 2 个），课内完成，逐项取证并填写《等保测评实验记录表》</w:t>
             </w:r>
@@ -281,7 +297,7 @@
     <w:p>
       <w:r>
         <w:rPr>
-          <w:rFonts w:ascii="宋体" w:hAnsi="宋体" w:eastAsia="宋体"/>
+          <w:rFonts w:ascii="黑体" w:hAnsi="黑体" w:eastAsia="黑体"/>
           <w:b/>
           <w:sz w:val="24"/>
         </w:rPr>
@@ -289,36 +305,29 @@
       </w:r>
     </w:p>
     <w:p>
-      <w:pPr>
-        <w:spacing w:line="336" w:lineRule="auto"/>
-      </w:pPr>
       <w:r>
         <w:rPr>
-          <w:rFonts w:ascii="宋体" w:hAnsi="宋体" w:eastAsia="宋体"/>
-          <w:b w:val="0"/>
-          <w:sz w:val="20"/>
+          <w:sz w:val="21"/>
         </w:rPr>
-        <w:t>课程标准学习任务 4 的能力要求是"能够使用配置核查工具对 Windows 和 Linux 系统进行安全配置核查与基线比对，填写测评记录表"。落到本轮上机，需具备 4 项可操作、可考核的能力：</w:t>
+        <w:t>课程标准学习任务 4 的能力要求是“能够使用配置核查工具对 Windows 和 Linux 系统进行安全配置核查与基线比对，填写测评记录表”。落到本轮上机，需具备 4 项可操作、可考核的能力：</w:t>
       </w:r>
     </w:p>
     <w:tbl>
       <w:tblPr>
         <w:tblStyle w:val="TableGrid"/>
         <w:tblW w:type="auto" w:w="0"/>
-        <w:jc w:val="center"/>
-        <w:tblLayout w:type="fixed"/>
         <w:tblLook w:firstColumn="1" w:firstRow="1" w:lastColumn="0" w:lastRow="0" w:noHBand="0" w:noVBand="1" w:val="04A0"/>
-        <w:tblLayout w:type="fixed"/>
       </w:tblPr>
       <w:tblGrid>
-        <w:gridCol w:w="3324"/>
-        <w:gridCol w:w="3324"/>
-        <w:gridCol w:w="3324"/>
+        <w:gridCol w:w="2771"/>
+        <w:gridCol w:w="2771"/>
+        <w:gridCol w:w="2771"/>
       </w:tblGrid>
       <w:tr>
         <w:tc>
           <w:tcPr>
             <w:tcW w:type="dxa" w:w="567"/>
+            <w:vAlign w:val="center"/>
           </w:tcPr>
           <w:p>
             <w:pPr>
@@ -329,7 +338,7 @@
               <w:rPr>
                 <w:rFonts w:ascii="宋体" w:hAnsi="宋体" w:eastAsia="宋体"/>
                 <w:b/>
-                <w:sz w:val="18"/>
+                <w:sz w:val="21"/>
               </w:rPr>
               <w:t>#</w:t>
             </w:r>
@@ -337,7 +346,8 @@
         </w:tc>
         <w:tc>
           <w:tcPr>
-            <w:tcW w:type="dxa" w:w="2041"/>
+            <w:tcW w:type="dxa" w:w="1701"/>
+            <w:vAlign w:val="center"/>
           </w:tcPr>
           <w:p>
             <w:pPr>
@@ -348,7 +358,7 @@
               <w:rPr>
                 <w:rFonts w:ascii="宋体" w:hAnsi="宋体" w:eastAsia="宋体"/>
                 <w:b/>
-                <w:sz w:val="18"/>
+                <w:sz w:val="21"/>
               </w:rPr>
               <w:t>操作能力</w:t>
             </w:r>
@@ -356,7 +366,8 @@
         </w:tc>
         <w:tc>
           <w:tcPr>
-            <w:tcW w:type="dxa" w:w="7030"/>
+            <w:tcW w:type="dxa" w:w="5953"/>
+            <w:vAlign w:val="center"/>
           </w:tcPr>
           <w:p>
             <w:pPr>
@@ -367,7 +378,7 @@
               <w:rPr>
                 <w:rFonts w:ascii="宋体" w:hAnsi="宋体" w:eastAsia="宋体"/>
                 <w:b/>
-                <w:sz w:val="18"/>
+                <w:sz w:val="21"/>
               </w:rPr>
               <w:t>具体表现（做到什么算达标）</w:t>
             </w:r>
@@ -378,13 +389,18 @@
         <w:tc>
           <w:tcPr>
             <w:tcW w:type="dxa" w:w="567"/>
+            <w:vAlign w:val="center"/>
           </w:tcPr>
           <w:p>
+            <w:pPr>
+              <w:jc w:val="center"/>
+            </w:pPr>
             <w:r/>
             <w:r>
               <w:rPr>
                 <w:rFonts w:ascii="宋体" w:hAnsi="宋体" w:eastAsia="宋体"/>
-                <w:sz w:val="18"/>
+                <w:b w:val="0"/>
+                <w:sz w:val="21"/>
               </w:rPr>
               <w:t>①</w:t>
             </w:r>
@@ -392,14 +408,19 @@
         </w:tc>
         <w:tc>
           <w:tcPr>
-            <w:tcW w:type="dxa" w:w="2041"/>
+            <w:tcW w:type="dxa" w:w="1701"/>
+            <w:vAlign w:val="center"/>
           </w:tcPr>
           <w:p>
+            <w:pPr>
+              <w:jc w:val="center"/>
+            </w:pPr>
             <w:r/>
             <w:r>
               <w:rPr>
                 <w:rFonts w:ascii="宋体" w:hAnsi="宋体" w:eastAsia="宋体"/>
-                <w:sz w:val="18"/>
+                <w:b/>
+                <w:sz w:val="21"/>
               </w:rPr>
               <w:t>平台操作能力</w:t>
             </w:r>
@@ -407,16 +428,18 @@
         </w:tc>
         <w:tc>
           <w:tcPr>
-            <w:tcW w:type="dxa" w:w="7030"/>
+            <w:tcW w:type="dxa" w:w="5953"/>
+            <w:vAlign w:val="center"/>
           </w:tcPr>
           <w:p>
             <w:r/>
             <w:r>
               <w:rPr>
                 <w:rFonts w:ascii="宋体" w:hAnsi="宋体" w:eastAsia="宋体"/>
-                <w:sz w:val="18"/>
+                <w:b w:val="0"/>
+                <w:sz w:val="21"/>
               </w:rPr>
-              <w:t>能独立登录西普平台、进入「操作系统安全」实验、启动虚拟机并提交实验结果；知道实验计时/次数限制；遇到环境打不开能规范描述现象并求助。</w:t>
+              <w:t>能独立登录西普平台、进入「主机设备基线核查」→「Windows/Linux 系统安全评测」实验、启动虚拟机并提交实验结果；知道实验计时/次数限制；遇到环境打不开能规范描述现象并求助。</w:t>
             </w:r>
           </w:p>
         </w:tc>
@@ -425,13 +448,18 @@
         <w:tc>
           <w:tcPr>
             <w:tcW w:type="dxa" w:w="567"/>
+            <w:vAlign w:val="center"/>
           </w:tcPr>
           <w:p>
+            <w:pPr>
+              <w:jc w:val="center"/>
+            </w:pPr>
             <w:r/>
             <w:r>
               <w:rPr>
                 <w:rFonts w:ascii="宋体" w:hAnsi="宋体" w:eastAsia="宋体"/>
-                <w:sz w:val="18"/>
+                <w:b w:val="0"/>
+                <w:sz w:val="21"/>
               </w:rPr>
               <w:t>②</w:t>
             </w:r>
@@ -439,14 +467,19 @@
         </w:tc>
         <w:tc>
           <w:tcPr>
-            <w:tcW w:type="dxa" w:w="2041"/>
+            <w:tcW w:type="dxa" w:w="1701"/>
+            <w:vAlign w:val="center"/>
           </w:tcPr>
           <w:p>
+            <w:pPr>
+              <w:jc w:val="center"/>
+            </w:pPr>
             <w:r/>
             <w:r>
               <w:rPr>
                 <w:rFonts w:ascii="宋体" w:hAnsi="宋体" w:eastAsia="宋体"/>
-                <w:sz w:val="18"/>
+                <w:b/>
+                <w:sz w:val="21"/>
               </w:rPr>
               <w:t>基线核查操作能力</w:t>
             </w:r>
@@ -454,14 +487,16 @@
         </w:tc>
         <w:tc>
           <w:tcPr>
-            <w:tcW w:type="dxa" w:w="7030"/>
+            <w:tcW w:type="dxa" w:w="5953"/>
+            <w:vAlign w:val="center"/>
           </w:tcPr>
           <w:p>
             <w:r/>
             <w:r>
               <w:rPr>
                 <w:rFonts w:ascii="宋体" w:hAnsi="宋体" w:eastAsia="宋体"/>
-                <w:sz w:val="18"/>
+                <w:b w:val="0"/>
+                <w:sz w:val="21"/>
               </w:rPr>
               <w:t>能在 Windows 图形界面（secpol.msc / 计算机管理 / 事件查看器）与 Linux 配置文件命令（cat /etc/login.defs、grep sshd_config、ss -tlnp）两条路径上，定位并读取口令策略、账户权限、审计日志、服务端口四类配置项。</w:t>
             </w:r>
@@ -472,13 +507,18 @@
         <w:tc>
           <w:tcPr>
             <w:tcW w:type="dxa" w:w="567"/>
+            <w:vAlign w:val="center"/>
           </w:tcPr>
           <w:p>
+            <w:pPr>
+              <w:jc w:val="center"/>
+            </w:pPr>
             <w:r/>
             <w:r>
               <w:rPr>
                 <w:rFonts w:ascii="宋体" w:hAnsi="宋体" w:eastAsia="宋体"/>
-                <w:sz w:val="18"/>
+                <w:b w:val="0"/>
+                <w:sz w:val="21"/>
               </w:rPr>
               <w:t>③</w:t>
             </w:r>
@@ -486,14 +526,19 @@
         </w:tc>
         <w:tc>
           <w:tcPr>
-            <w:tcW w:type="dxa" w:w="2041"/>
+            <w:tcW w:type="dxa" w:w="1701"/>
+            <w:vAlign w:val="center"/>
           </w:tcPr>
           <w:p>
+            <w:pPr>
+              <w:jc w:val="center"/>
+            </w:pPr>
             <w:r/>
             <w:r>
               <w:rPr>
                 <w:rFonts w:ascii="宋体" w:hAnsi="宋体" w:eastAsia="宋体"/>
-                <w:sz w:val="18"/>
+                <w:b/>
+                <w:sz w:val="21"/>
               </w:rPr>
               <w:t>证据取证能力</w:t>
             </w:r>
@@ -501,16 +546,18 @@
         </w:tc>
         <w:tc>
           <w:tcPr>
-            <w:tcW w:type="dxa" w:w="7030"/>
+            <w:tcW w:type="dxa" w:w="5953"/>
+            <w:vAlign w:val="center"/>
           </w:tcPr>
           <w:p>
             <w:r/>
             <w:r>
               <w:rPr>
                 <w:rFonts w:ascii="宋体" w:hAnsi="宋体" w:eastAsia="宋体"/>
-                <w:sz w:val="18"/>
+                <w:b w:val="0"/>
+                <w:sz w:val="21"/>
               </w:rPr>
-              <w:t>对每一条核查项都能取到可追溯的证据：配置界面/命令回显截图 + 截图编号，做到"谁说符合，证据在哪"。</w:t>
+              <w:t>对每一条核查项都能取到可追溯的证据：配置界面/命令回显截图 + 截图编号，做到“谁说符合，证据在哪”。</w:t>
             </w:r>
           </w:p>
         </w:tc>
@@ -519,13 +566,18 @@
         <w:tc>
           <w:tcPr>
             <w:tcW w:type="dxa" w:w="567"/>
+            <w:vAlign w:val="center"/>
           </w:tcPr>
           <w:p>
+            <w:pPr>
+              <w:jc w:val="center"/>
+            </w:pPr>
             <w:r/>
             <w:r>
               <w:rPr>
                 <w:rFonts w:ascii="宋体" w:hAnsi="宋体" w:eastAsia="宋体"/>
-                <w:sz w:val="18"/>
+                <w:b w:val="0"/>
+                <w:sz w:val="21"/>
               </w:rPr>
               <w:t>④</w:t>
             </w:r>
@@ -533,14 +585,19 @@
         </w:tc>
         <w:tc>
           <w:tcPr>
-            <w:tcW w:type="dxa" w:w="2041"/>
+            <w:tcW w:type="dxa" w:w="1701"/>
+            <w:vAlign w:val="center"/>
           </w:tcPr>
           <w:p>
+            <w:pPr>
+              <w:jc w:val="center"/>
+            </w:pPr>
             <w:r/>
             <w:r>
               <w:rPr>
                 <w:rFonts w:ascii="宋体" w:hAnsi="宋体" w:eastAsia="宋体"/>
-                <w:sz w:val="18"/>
+                <w:b/>
+                <w:sz w:val="21"/>
               </w:rPr>
               <w:t>判定与记录能力</w:t>
             </w:r>
@@ -548,16 +605,635 @@
         </w:tc>
         <w:tc>
           <w:tcPr>
-            <w:tcW w:type="dxa" w:w="7030"/>
+            <w:tcW w:type="dxa" w:w="5953"/>
+            <w:vAlign w:val="center"/>
           </w:tcPr>
           <w:p>
             <w:r/>
             <w:r>
               <w:rPr>
                 <w:rFonts w:ascii="宋体" w:hAnsi="宋体" w:eastAsia="宋体"/>
-                <w:sz w:val="18"/>
+                <w:b w:val="0"/>
+                <w:sz w:val="21"/>
               </w:rPr>
-              <w:t>能对照 GB/T 22239-2019（8.1.4 安全计算环境）逐项判定"符合 / 部分符合 / 不符合 / 不适用"，把"做到哪、差在哪"写清，规范填写《等保测评实验记录表》。</w:t>
+              <w:t>能对照 GB/T 22239-2019（8.1.4 安全计算环境）逐项判定“符合 / 部分符合 / 不符合 / 不适用”，把“做到哪、差在哪”写清，规范填写《等保测评实验记录表》。</w:t>
+            </w:r>
+          </w:p>
+        </w:tc>
+      </w:tr>
+    </w:tbl>
+    <w:p>
+      <w:r>
+        <w:rPr>
+          <w:rFonts w:ascii="黑体" w:hAnsi="黑体" w:eastAsia="黑体"/>
+          <w:b/>
+          <w:sz w:val="24"/>
+        </w:rPr>
+        <w:t>三、实验项目选取——Windows 选 1 个 + Linux 选 1 个</w:t>
+      </w:r>
+    </w:p>
+    <w:p>
+      <w:r>
+        <w:rPr>
+          <w:sz w:val="21"/>
+        </w:rPr>
+        <w:t>从西普平台「主机设备基线核查」→「Windows/Linux 系统安全评测」目录下选取实验：Windows 线选 1 个、Linux 线选 1 个，共 2 个；两条线合起来要覆盖“身份鉴别 + 安全审计 + 访问控制 + 入侵防范”四个维度。推荐组合：W1 + L1（覆盖口令与审计两大高频测评项，证据最好取、判定最典型）。</w:t>
+      </w:r>
+    </w:p>
+    <w:p>
+      <w:r>
+        <w:rPr>
+          <w:rFonts w:ascii="宋体" w:hAnsi="宋体" w:eastAsia="宋体"/>
+          <w:b/>
+          <w:sz w:val="21"/>
+        </w:rPr>
+        <w:t>① Windows 线（从 W1~W4 中选 1 个）</w:t>
+      </w:r>
+    </w:p>
+    <w:tbl>
+      <w:tblPr>
+        <w:tblStyle w:val="TableGrid"/>
+        <w:tblW w:type="auto" w:w="0"/>
+        <w:tblLook w:firstColumn="1" w:firstRow="1" w:lastColumn="0" w:lastRow="0" w:noHBand="0" w:noVBand="1" w:val="04A0"/>
+      </w:tblPr>
+      <w:tblGrid>
+        <w:gridCol w:w="1385"/>
+        <w:gridCol w:w="1385"/>
+        <w:gridCol w:w="1385"/>
+        <w:gridCol w:w="1385"/>
+        <w:gridCol w:w="1385"/>
+        <w:gridCol w:w="1385"/>
+      </w:tblGrid>
+      <w:tr>
+        <w:tc>
+          <w:tcPr>
+            <w:tcW w:type="dxa" w:w="680"/>
+            <w:vAlign w:val="center"/>
+          </w:tcPr>
+          <w:p>
+            <w:pPr>
+              <w:jc w:val="center"/>
+            </w:pPr>
+            <w:r/>
+            <w:r>
+              <w:rPr>
+                <w:rFonts w:ascii="宋体" w:hAnsi="宋体" w:eastAsia="宋体"/>
+                <w:b/>
+                <w:sz w:val="21"/>
+              </w:rPr>
+              <w:t>编号</w:t>
+            </w:r>
+          </w:p>
+        </w:tc>
+        <w:tc>
+          <w:tcPr>
+            <w:tcW w:type="dxa" w:w="1814"/>
+            <w:vAlign w:val="center"/>
+          </w:tcPr>
+          <w:p>
+            <w:pPr>
+              <w:jc w:val="center"/>
+            </w:pPr>
+            <w:r/>
+            <w:r>
+              <w:rPr>
+                <w:rFonts w:ascii="宋体" w:hAnsi="宋体" w:eastAsia="宋体"/>
+                <w:b/>
+                <w:sz w:val="21"/>
+              </w:rPr>
+              <w:t>对应平台实验</w:t>
+              <w:br/>
+              <w:t>（西普真实目录）</w:t>
+            </w:r>
+          </w:p>
+        </w:tc>
+        <w:tc>
+          <w:tcPr>
+            <w:tcW w:type="dxa" w:w="1984"/>
+            <w:vAlign w:val="center"/>
+          </w:tcPr>
+          <w:p>
+            <w:pPr>
+              <w:jc w:val="center"/>
+            </w:pPr>
+            <w:r/>
+            <w:r>
+              <w:rPr>
+                <w:rFonts w:ascii="宋体" w:hAnsi="宋体" w:eastAsia="宋体"/>
+                <w:b/>
+                <w:sz w:val="21"/>
+              </w:rPr>
+              <w:t>实验要做的事</w:t>
+            </w:r>
+          </w:p>
+        </w:tc>
+        <w:tc>
+          <w:tcPr>
+            <w:tcW w:type="dxa" w:w="1134"/>
+            <w:vAlign w:val="center"/>
+          </w:tcPr>
+          <w:p>
+            <w:pPr>
+              <w:jc w:val="center"/>
+            </w:pPr>
+            <w:r/>
+            <w:r>
+              <w:rPr>
+                <w:rFonts w:ascii="宋体" w:hAnsi="宋体" w:eastAsia="宋体"/>
+                <w:b/>
+                <w:sz w:val="21"/>
+              </w:rPr>
+              <w:t>覆盖维度/依据</w:t>
+            </w:r>
+          </w:p>
+        </w:tc>
+        <w:tc>
+          <w:tcPr>
+            <w:tcW w:type="dxa" w:w="850"/>
+            <w:vAlign w:val="center"/>
+          </w:tcPr>
+          <w:p>
+            <w:pPr>
+              <w:jc w:val="center"/>
+            </w:pPr>
+            <w:r/>
+            <w:r>
+              <w:rPr>
+                <w:rFonts w:ascii="宋体" w:hAnsi="宋体" w:eastAsia="宋体"/>
+                <w:b/>
+                <w:sz w:val="21"/>
+              </w:rPr>
+              <w:t>记录表</w:t>
+              <w:br/>
+              <w:t>对应核查项</w:t>
+            </w:r>
+          </w:p>
+        </w:tc>
+        <w:tc>
+          <w:tcPr>
+            <w:tcW w:type="dxa" w:w="1984"/>
+            <w:vAlign w:val="center"/>
+          </w:tcPr>
+          <w:p>
+            <w:pPr>
+              <w:jc w:val="center"/>
+            </w:pPr>
+            <w:r/>
+            <w:r>
+              <w:rPr>
+                <w:rFonts w:ascii="宋体" w:hAnsi="宋体" w:eastAsia="宋体"/>
+                <w:b/>
+                <w:sz w:val="21"/>
+              </w:rPr>
+              <w:t>关键操作（考察点）</w:t>
+            </w:r>
+          </w:p>
+        </w:tc>
+      </w:tr>
+      <w:tr>
+        <w:tc>
+          <w:tcPr>
+            <w:tcW w:type="dxa" w:w="680"/>
+            <w:vAlign w:val="center"/>
+          </w:tcPr>
+          <w:p>
+            <w:pPr>
+              <w:jc w:val="center"/>
+            </w:pPr>
+            <w:r/>
+            <w:r>
+              <w:rPr>
+                <w:rFonts w:ascii="宋体" w:hAnsi="宋体" w:eastAsia="宋体"/>
+                <w:b w:val="0"/>
+                <w:sz w:val="21"/>
+              </w:rPr>
+              <w:t>W1</w:t>
+            </w:r>
+          </w:p>
+        </w:tc>
+        <w:tc>
+          <w:tcPr>
+            <w:tcW w:type="dxa" w:w="1814"/>
+            <w:vAlign w:val="center"/>
+          </w:tcPr>
+          <w:p>
+            <w:r/>
+            <w:r>
+              <w:rPr>
+                <w:rFonts w:ascii="宋体" w:hAnsi="宋体" w:eastAsia="宋体"/>
+                <w:b w:val="0"/>
+                <w:sz w:val="21"/>
+              </w:rPr>
+              <w:t>Windows身份鉴别</w:t>
+            </w:r>
+          </w:p>
+        </w:tc>
+        <w:tc>
+          <w:tcPr>
+            <w:tcW w:type="dxa" w:w="1984"/>
+            <w:vAlign w:val="center"/>
+          </w:tcPr>
+          <w:p>
+            <w:r/>
+            <w:r>
+              <w:rPr>
+                <w:rFonts w:ascii="宋体" w:hAnsi="宋体" w:eastAsia="宋体"/>
+                <w:b w:val="0"/>
+                <w:sz w:val="21"/>
+              </w:rPr>
+              <w:t>查看并配置口令复杂度、最小长度、有效期、历史，以及登录失败锁定阈值。</w:t>
+            </w:r>
+          </w:p>
+        </w:tc>
+        <w:tc>
+          <w:tcPr>
+            <w:tcW w:type="dxa" w:w="1134"/>
+            <w:vAlign w:val="center"/>
+          </w:tcPr>
+          <w:p>
+            <w:r/>
+            <w:r>
+              <w:rPr>
+                <w:rFonts w:ascii="宋体" w:hAnsi="宋体" w:eastAsia="宋体"/>
+                <w:b w:val="0"/>
+                <w:sz w:val="21"/>
+              </w:rPr>
+              <w:t>身份鉴别</w:t>
+              <w:br/>
+              <w:t>8.1.4.1 a)/b)</w:t>
+            </w:r>
+          </w:p>
+        </w:tc>
+        <w:tc>
+          <w:tcPr>
+            <w:tcW w:type="dxa" w:w="850"/>
+            <w:vAlign w:val="center"/>
+          </w:tcPr>
+          <w:p>
+            <w:pPr>
+              <w:jc w:val="center"/>
+            </w:pPr>
+            <w:r/>
+            <w:r>
+              <w:rPr>
+                <w:rFonts w:ascii="宋体" w:hAnsi="宋体" w:eastAsia="宋体"/>
+                <w:b w:val="0"/>
+                <w:sz w:val="21"/>
+              </w:rPr>
+              <w:t>第 1~3 条</w:t>
+            </w:r>
+          </w:p>
+        </w:tc>
+        <w:tc>
+          <w:tcPr>
+            <w:tcW w:type="dxa" w:w="1984"/>
+            <w:vAlign w:val="center"/>
+          </w:tcPr>
+          <w:p>
+            <w:r/>
+            <w:r>
+              <w:rPr>
+                <w:rFonts w:ascii="宋体" w:hAnsi="宋体" w:eastAsia="宋体"/>
+                <w:b w:val="0"/>
+                <w:sz w:val="21"/>
+              </w:rPr>
+              <w:t>secpol.msc → 账户策略、账户锁定策略；net accounts；net user</w:t>
+            </w:r>
+          </w:p>
+        </w:tc>
+      </w:tr>
+      <w:tr>
+        <w:tc>
+          <w:tcPr>
+            <w:tcW w:type="dxa" w:w="680"/>
+            <w:vAlign w:val="center"/>
+          </w:tcPr>
+          <w:p>
+            <w:pPr>
+              <w:jc w:val="center"/>
+            </w:pPr>
+            <w:r/>
+            <w:r>
+              <w:rPr>
+                <w:rFonts w:ascii="宋体" w:hAnsi="宋体" w:eastAsia="宋体"/>
+                <w:b w:val="0"/>
+                <w:sz w:val="21"/>
+              </w:rPr>
+              <w:t>W2</w:t>
+            </w:r>
+          </w:p>
+        </w:tc>
+        <w:tc>
+          <w:tcPr>
+            <w:tcW w:type="dxa" w:w="1814"/>
+            <w:vAlign w:val="center"/>
+          </w:tcPr>
+          <w:p>
+            <w:r/>
+            <w:r>
+              <w:rPr>
+                <w:rFonts w:ascii="宋体" w:hAnsi="宋体" w:eastAsia="宋体"/>
+                <w:b w:val="0"/>
+                <w:sz w:val="21"/>
+              </w:rPr>
+              <w:t>Windows安全审计</w:t>
+            </w:r>
+          </w:p>
+        </w:tc>
+        <w:tc>
+          <w:tcPr>
+            <w:tcW w:type="dxa" w:w="1984"/>
+            <w:vAlign w:val="center"/>
+          </w:tcPr>
+          <w:p>
+            <w:r/>
+            <w:r>
+              <w:rPr>
+                <w:rFonts w:ascii="宋体" w:hAnsi="宋体" w:eastAsia="宋体"/>
+                <w:b w:val="0"/>
+                <w:sz w:val="21"/>
+              </w:rPr>
+              <w:t>启用登录、对象访问、策略变更审计（成功+失败），检查安全日志留存与保护。</w:t>
+            </w:r>
+          </w:p>
+        </w:tc>
+        <w:tc>
+          <w:tcPr>
+            <w:tcW w:type="dxa" w:w="1134"/>
+            <w:vAlign w:val="center"/>
+          </w:tcPr>
+          <w:p>
+            <w:r/>
+            <w:r>
+              <w:rPr>
+                <w:rFonts w:ascii="宋体" w:hAnsi="宋体" w:eastAsia="宋体"/>
+                <w:b w:val="0"/>
+                <w:sz w:val="21"/>
+              </w:rPr>
+              <w:t>安全审计</w:t>
+              <w:br/>
+              <w:t>8.1.4.3 a)~c)</w:t>
+            </w:r>
+          </w:p>
+        </w:tc>
+        <w:tc>
+          <w:tcPr>
+            <w:tcW w:type="dxa" w:w="850"/>
+            <w:vAlign w:val="center"/>
+          </w:tcPr>
+          <w:p>
+            <w:pPr>
+              <w:jc w:val="center"/>
+            </w:pPr>
+            <w:r/>
+            <w:r>
+              <w:rPr>
+                <w:rFonts w:ascii="宋体" w:hAnsi="宋体" w:eastAsia="宋体"/>
+                <w:b w:val="0"/>
+                <w:sz w:val="21"/>
+              </w:rPr>
+              <w:t>第 4~6 条</w:t>
+            </w:r>
+          </w:p>
+        </w:tc>
+        <w:tc>
+          <w:tcPr>
+            <w:tcW w:type="dxa" w:w="1984"/>
+            <w:vAlign w:val="center"/>
+          </w:tcPr>
+          <w:p>
+            <w:r/>
+            <w:r>
+              <w:rPr>
+                <w:rFonts w:ascii="宋体" w:hAnsi="宋体" w:eastAsia="宋体"/>
+                <w:b w:val="0"/>
+                <w:sz w:val="21"/>
+              </w:rPr>
+              <w:t>secpol.msc → 审核策略；auditpol /get /category:*；事件查看器 → 安全日志 → 属性</w:t>
+            </w:r>
+          </w:p>
+        </w:tc>
+      </w:tr>
+      <w:tr>
+        <w:tc>
+          <w:tcPr>
+            <w:tcW w:type="dxa" w:w="680"/>
+            <w:vAlign w:val="center"/>
+          </w:tcPr>
+          <w:p>
+            <w:pPr>
+              <w:jc w:val="center"/>
+            </w:pPr>
+            <w:r/>
+            <w:r>
+              <w:rPr>
+                <w:rFonts w:ascii="宋体" w:hAnsi="宋体" w:eastAsia="宋体"/>
+                <w:b w:val="0"/>
+                <w:sz w:val="21"/>
+              </w:rPr>
+              <w:t>W3</w:t>
+            </w:r>
+          </w:p>
+        </w:tc>
+        <w:tc>
+          <w:tcPr>
+            <w:tcW w:type="dxa" w:w="1814"/>
+            <w:vAlign w:val="center"/>
+          </w:tcPr>
+          <w:p>
+            <w:r/>
+            <w:r>
+              <w:rPr>
+                <w:rFonts w:ascii="宋体" w:hAnsi="宋体" w:eastAsia="宋体"/>
+                <w:b w:val="0"/>
+                <w:sz w:val="21"/>
+              </w:rPr>
+              <w:t>Windows入侵防范</w:t>
+            </w:r>
+          </w:p>
+        </w:tc>
+        <w:tc>
+          <w:tcPr>
+            <w:tcW w:type="dxa" w:w="1984"/>
+            <w:vAlign w:val="center"/>
+          </w:tcPr>
+          <w:p>
+            <w:r/>
+            <w:r>
+              <w:rPr>
+                <w:rFonts w:ascii="宋体" w:hAnsi="宋体" w:eastAsia="宋体"/>
+                <w:b w:val="0"/>
+                <w:sz w:val="21"/>
+              </w:rPr>
+              <w:t>检查默认共享、Guest 与多余账户、非必要服务与 445 等高危端口暴露，以及补丁/恶意代码防范。</w:t>
+            </w:r>
+          </w:p>
+        </w:tc>
+        <w:tc>
+          <w:tcPr>
+            <w:tcW w:type="dxa" w:w="1134"/>
+            <w:vAlign w:val="center"/>
+          </w:tcPr>
+          <w:p>
+            <w:r/>
+            <w:r>
+              <w:rPr>
+                <w:rFonts w:ascii="宋体" w:hAnsi="宋体" w:eastAsia="宋体"/>
+                <w:b w:val="0"/>
+                <w:sz w:val="21"/>
+              </w:rPr>
+              <w:t>入侵防范</w:t>
+              <w:br/>
+              <w:t>8.1.4.4</w:t>
+            </w:r>
+          </w:p>
+        </w:tc>
+        <w:tc>
+          <w:tcPr>
+            <w:tcW w:type="dxa" w:w="850"/>
+            <w:vAlign w:val="center"/>
+          </w:tcPr>
+          <w:p>
+            <w:pPr>
+              <w:jc w:val="center"/>
+            </w:pPr>
+            <w:r/>
+            <w:r>
+              <w:rPr>
+                <w:rFonts w:ascii="宋体" w:hAnsi="宋体" w:eastAsia="宋体"/>
+                <w:b w:val="0"/>
+                <w:sz w:val="21"/>
+              </w:rPr>
+              <w:t>第 7~9 条</w:t>
+            </w:r>
+          </w:p>
+        </w:tc>
+        <w:tc>
+          <w:tcPr>
+            <w:tcW w:type="dxa" w:w="1984"/>
+            <w:vAlign w:val="center"/>
+          </w:tcPr>
+          <w:p>
+            <w:r/>
+            <w:r>
+              <w:rPr>
+                <w:rFonts w:ascii="宋体" w:hAnsi="宋体" w:eastAsia="宋体"/>
+                <w:b w:val="0"/>
+                <w:sz w:val="21"/>
+              </w:rPr>
+              <w:t>net share；services.msc；netstat -ano | findstr LISTENING；Windows Defender/WSUS</w:t>
+            </w:r>
+          </w:p>
+        </w:tc>
+      </w:tr>
+      <w:tr>
+        <w:tc>
+          <w:tcPr>
+            <w:tcW w:type="dxa" w:w="680"/>
+            <w:vAlign w:val="center"/>
+          </w:tcPr>
+          <w:p>
+            <w:pPr>
+              <w:jc w:val="center"/>
+            </w:pPr>
+            <w:r/>
+            <w:r>
+              <w:rPr>
+                <w:rFonts w:ascii="宋体" w:hAnsi="宋体" w:eastAsia="宋体"/>
+                <w:b w:val="0"/>
+                <w:sz w:val="21"/>
+              </w:rPr>
+              <w:t>W4</w:t>
+            </w:r>
+          </w:p>
+        </w:tc>
+        <w:tc>
+          <w:tcPr>
+            <w:tcW w:type="dxa" w:w="1814"/>
+            <w:vAlign w:val="center"/>
+          </w:tcPr>
+          <w:p>
+            <w:r/>
+            <w:r>
+              <w:rPr>
+                <w:rFonts w:ascii="宋体" w:hAnsi="宋体" w:eastAsia="宋体"/>
+                <w:b w:val="0"/>
+                <w:sz w:val="21"/>
+              </w:rPr>
+              <w:t>Windows访问控制</w:t>
+            </w:r>
+          </w:p>
+        </w:tc>
+        <w:tc>
+          <w:tcPr>
+            <w:tcW w:type="dxa" w:w="1984"/>
+            <w:vAlign w:val="center"/>
+          </w:tcPr>
+          <w:p>
+            <w:r/>
+            <w:r>
+              <w:rPr>
+                <w:rFonts w:ascii="宋体" w:hAnsi="宋体" w:eastAsia="宋体"/>
+                <w:b w:val="0"/>
+                <w:sz w:val="21"/>
+              </w:rPr>
+              <w:t>查看用户权限分配与关键目录 NTFS 权限，检查是否存在 Everyone 可写等过度授权。</w:t>
+            </w:r>
+          </w:p>
+        </w:tc>
+        <w:tc>
+          <w:tcPr>
+            <w:tcW w:type="dxa" w:w="1134"/>
+            <w:vAlign w:val="center"/>
+          </w:tcPr>
+          <w:p>
+            <w:r/>
+            <w:r>
+              <w:rPr>
+                <w:rFonts w:ascii="宋体" w:hAnsi="宋体" w:eastAsia="宋体"/>
+                <w:b w:val="0"/>
+                <w:sz w:val="21"/>
+              </w:rPr>
+              <w:t>访问控制</w:t>
+              <w:br/>
+              <w:t>8.1.4.2</w:t>
+            </w:r>
+          </w:p>
+        </w:tc>
+        <w:tc>
+          <w:tcPr>
+            <w:tcW w:type="dxa" w:w="850"/>
+            <w:vAlign w:val="center"/>
+          </w:tcPr>
+          <w:p>
+            <w:pPr>
+              <w:jc w:val="center"/>
+            </w:pPr>
+            <w:r/>
+            <w:r>
+              <w:rPr>
+                <w:rFonts w:ascii="宋体" w:hAnsi="宋体" w:eastAsia="宋体"/>
+                <w:b w:val="0"/>
+                <w:sz w:val="21"/>
+              </w:rPr>
+              <w:t>第 10~12 条</w:t>
+            </w:r>
+          </w:p>
+        </w:tc>
+        <w:tc>
+          <w:tcPr>
+            <w:tcW w:type="dxa" w:w="1984"/>
+            <w:vAlign w:val="center"/>
+          </w:tcPr>
+          <w:p>
+            <w:r/>
+            <w:r>
+              <w:rPr>
+                <w:rFonts w:ascii="宋体" w:hAnsi="宋体" w:eastAsia="宋体"/>
+                <w:b w:val="0"/>
+                <w:sz w:val="21"/>
+              </w:rPr>
+              <w:t>secpol.msc → 本地策略 → 用户权限分配；icacls；文件属性 → 安全 → 高级</w:t>
             </w:r>
           </w:p>
         </w:tc>
@@ -568,58 +1244,30 @@
         <w:rPr>
           <w:rFonts w:ascii="宋体" w:hAnsi="宋体" w:eastAsia="宋体"/>
           <w:b/>
-          <w:sz w:val="24"/>
-        </w:rPr>
-        <w:t>三、实验项目选取——Windows 选 2 个 + Linux 选 2 个</w:t>
-      </w:r>
-    </w:p>
-    <w:p>
-      <w:pPr>
-        <w:spacing w:line="336" w:lineRule="auto"/>
-      </w:pPr>
-      <w:r>
-        <w:rPr>
-          <w:rFonts w:ascii="宋体" w:hAnsi="宋体" w:eastAsia="宋体"/>
-          <w:b w:val="0"/>
-          <w:sz w:val="20"/>
-        </w:rPr>
-        <w:t>从西普平台「操作系统安全」方向选取实验：Windows 线选 2 个、Linux 线选 2 个，共 4 个；两条线合起来要覆盖"身份鉴别 + 安全审计 + 访问控制 + 入侵防范"四个维度。推荐组合：W1 + W2 + L1 + L2（覆盖口令与审计两大高频测评项，证据最好取、判定最典型）。</w:t>
-      </w:r>
-    </w:p>
-    <w:p>
-      <w:pPr>
-        <w:spacing w:line="336" w:lineRule="auto"/>
-      </w:pPr>
-      <w:r>
-        <w:rPr>
-          <w:rFonts w:ascii="宋体" w:hAnsi="宋体" w:eastAsia="宋体"/>
-          <w:b/>
           <w:sz w:val="21"/>
         </w:rPr>
-        <w:t>① Windows 线（从 W1~W4 中选 2 个）</w:t>
+        <w:t>② Linux 线（从 L1~L4 中选 1 个）</w:t>
       </w:r>
     </w:p>
     <w:tbl>
       <w:tblPr>
         <w:tblStyle w:val="TableGrid"/>
         <w:tblW w:type="auto" w:w="0"/>
-        <w:jc w:val="center"/>
-        <w:tblLayout w:type="fixed"/>
         <w:tblLook w:firstColumn="1" w:firstRow="1" w:lastColumn="0" w:lastRow="0" w:noHBand="0" w:noVBand="1" w:val="04A0"/>
-        <w:tblLayout w:type="fixed"/>
       </w:tblPr>
       <w:tblGrid>
-        <w:gridCol w:w="1662"/>
-        <w:gridCol w:w="1662"/>
-        <w:gridCol w:w="1662"/>
-        <w:gridCol w:w="1662"/>
-        <w:gridCol w:w="1662"/>
-        <w:gridCol w:w="1662"/>
+        <w:gridCol w:w="1385"/>
+        <w:gridCol w:w="1385"/>
+        <w:gridCol w:w="1385"/>
+        <w:gridCol w:w="1385"/>
+        <w:gridCol w:w="1385"/>
+        <w:gridCol w:w="1385"/>
       </w:tblGrid>
       <w:tr>
         <w:tc>
           <w:tcPr>
-            <w:tcW w:type="dxa" w:w="624"/>
+            <w:tcW w:type="dxa" w:w="680"/>
+            <w:vAlign w:val="center"/>
           </w:tcPr>
           <w:p>
             <w:pPr>
@@ -630,7 +1278,7 @@
               <w:rPr>
                 <w:rFonts w:ascii="宋体" w:hAnsi="宋体" w:eastAsia="宋体"/>
                 <w:b/>
-                <w:sz w:val="18"/>
+                <w:sz w:val="21"/>
               </w:rPr>
               <w:t>编号</w:t>
             </w:r>
@@ -638,7 +1286,8 @@
         </w:tc>
         <w:tc>
           <w:tcPr>
-            <w:tcW w:type="dxa" w:w="2268"/>
+            <w:tcW w:type="dxa" w:w="1814"/>
+            <w:vAlign w:val="center"/>
           </w:tcPr>
           <w:p>
             <w:pPr>
@@ -649,17 +1298,18 @@
               <w:rPr>
                 <w:rFonts w:ascii="宋体" w:hAnsi="宋体" w:eastAsia="宋体"/>
                 <w:b/>
-                <w:sz w:val="18"/>
+                <w:sz w:val="21"/>
               </w:rPr>
               <w:t>对应平台实验</w:t>
               <w:br/>
-              <w:t>（西普「操作系统安全」）</w:t>
+              <w:t>（西普真实目录）</w:t>
             </w:r>
           </w:p>
         </w:tc>
         <w:tc>
           <w:tcPr>
-            <w:tcW w:type="dxa" w:w="2098"/>
+            <w:tcW w:type="dxa" w:w="1984"/>
+            <w:vAlign w:val="center"/>
           </w:tcPr>
           <w:p>
             <w:pPr>
@@ -670,7 +1320,7 @@
               <w:rPr>
                 <w:rFonts w:ascii="宋体" w:hAnsi="宋体" w:eastAsia="宋体"/>
                 <w:b/>
-                <w:sz w:val="18"/>
+                <w:sz w:val="21"/>
               </w:rPr>
               <w:t>实验要做的事</w:t>
             </w:r>
@@ -678,7 +1328,8 @@
         </w:tc>
         <w:tc>
           <w:tcPr>
-            <w:tcW w:type="dxa" w:w="1474"/>
+            <w:tcW w:type="dxa" w:w="1134"/>
+            <w:vAlign w:val="center"/>
           </w:tcPr>
           <w:p>
             <w:pPr>
@@ -689,7 +1340,7 @@
               <w:rPr>
                 <w:rFonts w:ascii="宋体" w:hAnsi="宋体" w:eastAsia="宋体"/>
                 <w:b/>
-                <w:sz w:val="18"/>
+                <w:sz w:val="21"/>
               </w:rPr>
               <w:t>覆盖维度/依据</w:t>
             </w:r>
@@ -697,7 +1348,8 @@
         </w:tc>
         <w:tc>
           <w:tcPr>
-            <w:tcW w:type="dxa" w:w="1020"/>
+            <w:tcW w:type="dxa" w:w="850"/>
+            <w:vAlign w:val="center"/>
           </w:tcPr>
           <w:p>
             <w:pPr>
@@ -708,7 +1360,7 @@
               <w:rPr>
                 <w:rFonts w:ascii="宋体" w:hAnsi="宋体" w:eastAsia="宋体"/>
                 <w:b/>
-                <w:sz w:val="18"/>
+                <w:sz w:val="21"/>
               </w:rPr>
               <w:t>记录表</w:t>
               <w:br/>
@@ -718,7 +1370,8 @@
         </w:tc>
         <w:tc>
           <w:tcPr>
-            <w:tcW w:type="dxa" w:w="2154"/>
+            <w:tcW w:type="dxa" w:w="1984"/>
+            <w:vAlign w:val="center"/>
           </w:tcPr>
           <w:p>
             <w:pPr>
@@ -729,7 +1382,7 @@
               <w:rPr>
                 <w:rFonts w:ascii="宋体" w:hAnsi="宋体" w:eastAsia="宋体"/>
                 <w:b/>
-                <w:sz w:val="18"/>
+                <w:sz w:val="21"/>
               </w:rPr>
               <w:t>关键操作（考察点）</w:t>
             </w:r>
@@ -739,61 +1392,70 @@
       <w:tr>
         <w:tc>
           <w:tcPr>
-            <w:tcW w:type="dxa" w:w="624"/>
+            <w:tcW w:type="dxa" w:w="680"/>
+            <w:vAlign w:val="center"/>
+          </w:tcPr>
+          <w:p>
+            <w:pPr>
+              <w:jc w:val="center"/>
+            </w:pPr>
+            <w:r/>
+            <w:r>
+              <w:rPr>
+                <w:rFonts w:ascii="宋体" w:hAnsi="宋体" w:eastAsia="宋体"/>
+                <w:b w:val="0"/>
+                <w:sz w:val="21"/>
+              </w:rPr>
+              <w:t>L1</w:t>
+            </w:r>
+          </w:p>
+        </w:tc>
+        <w:tc>
+          <w:tcPr>
+            <w:tcW w:type="dxa" w:w="1814"/>
+            <w:vAlign w:val="center"/>
           </w:tcPr>
           <w:p>
             <w:r/>
             <w:r>
               <w:rPr>
                 <w:rFonts w:ascii="宋体" w:hAnsi="宋体" w:eastAsia="宋体"/>
-                <w:sz w:val="17"/>
+                <w:b w:val="0"/>
+                <w:sz w:val="21"/>
               </w:rPr>
-              <w:t>W1</w:t>
+              <w:t>认证人工检查</w:t>
             </w:r>
           </w:p>
         </w:tc>
         <w:tc>
           <w:tcPr>
-            <w:tcW w:type="dxa" w:w="2268"/>
+            <w:tcW w:type="dxa" w:w="1984"/>
+            <w:vAlign w:val="center"/>
           </w:tcPr>
           <w:p>
             <w:r/>
             <w:r>
               <w:rPr>
                 <w:rFonts w:ascii="宋体" w:hAnsi="宋体" w:eastAsia="宋体"/>
-                <w:sz w:val="17"/>
+                <w:b w:val="0"/>
+                <w:sz w:val="21"/>
               </w:rPr>
-              <w:t>用户账户与口令安全配置</w:t>
-              <w:br/>
-              <w:t>（账户策略/账户锁定策略）</w:t>
+              <w:t>查看口令策略配置、登录失败处理、空口令/弱口令账户，判定身份鉴别合规性。</w:t>
             </w:r>
           </w:p>
         </w:tc>
         <w:tc>
           <w:tcPr>
-            <w:tcW w:type="dxa" w:w="2098"/>
+            <w:tcW w:type="dxa" w:w="1134"/>
+            <w:vAlign w:val="center"/>
           </w:tcPr>
           <w:p>
             <w:r/>
             <w:r>
               <w:rPr>
                 <w:rFonts w:ascii="宋体" w:hAnsi="宋体" w:eastAsia="宋体"/>
-                <w:sz w:val="17"/>
-              </w:rPr>
-              <w:t>查看并配置口令复杂度、最小长度、有效期、历史，以及登录失败锁定阈值</w:t>
-            </w:r>
-          </w:p>
-        </w:tc>
-        <w:tc>
-          <w:tcPr>
-            <w:tcW w:type="dxa" w:w="1474"/>
-          </w:tcPr>
-          <w:p>
-            <w:r/>
-            <w:r>
-              <w:rPr>
-                <w:rFonts w:ascii="宋体" w:hAnsi="宋体" w:eastAsia="宋体"/>
-                <w:sz w:val="17"/>
+                <w:b w:val="0"/>
+                <w:sz w:val="21"/>
               </w:rPr>
               <w:t>身份鉴别</w:t>
               <w:br/>
@@ -803,31 +1465,38 @@
         </w:tc>
         <w:tc>
           <w:tcPr>
-            <w:tcW w:type="dxa" w:w="1020"/>
+            <w:tcW w:type="dxa" w:w="850"/>
+            <w:vAlign w:val="center"/>
+          </w:tcPr>
+          <w:p>
+            <w:pPr>
+              <w:jc w:val="center"/>
+            </w:pPr>
+            <w:r/>
+            <w:r>
+              <w:rPr>
+                <w:rFonts w:ascii="宋体" w:hAnsi="宋体" w:eastAsia="宋体"/>
+                <w:b w:val="0"/>
+                <w:sz w:val="21"/>
+              </w:rPr>
+              <w:t>第 13~15 条</w:t>
+            </w:r>
+          </w:p>
+        </w:tc>
+        <w:tc>
+          <w:tcPr>
+            <w:tcW w:type="dxa" w:w="1984"/>
+            <w:vAlign w:val="center"/>
           </w:tcPr>
           <w:p>
             <w:r/>
             <w:r>
               <w:rPr>
                 <w:rFonts w:ascii="宋体" w:hAnsi="宋体" w:eastAsia="宋体"/>
-                <w:sz w:val="17"/>
+                <w:b w:val="0"/>
+                <w:sz w:val="21"/>
               </w:rPr>
-              <w:t>第 1~3 条</w:t>
-            </w:r>
-          </w:p>
-        </w:tc>
-        <w:tc>
-          <w:tcPr>
-            <w:tcW w:type="dxa" w:w="2154"/>
-          </w:tcPr>
-          <w:p>
-            <w:r/>
-            <w:r>
-              <w:rPr>
-                <w:rFonts w:ascii="宋体" w:hAnsi="宋体" w:eastAsia="宋体"/>
-                <w:sz w:val="17"/>
-              </w:rPr>
-              <w:t>secpol.msc→账户策略、账户锁定策略；net accounts；net user</w:t>
+              <w:t>cat /etc/login.defs；cat /etc/security/pwquality.conf；cat /etc/pam.d/system-auth；awk -F: '($2=="")' /etc/shadow</w:t>
             </w:r>
           </w:p>
         </w:tc>
@@ -835,61 +1504,70 @@
       <w:tr>
         <w:tc>
           <w:tcPr>
-            <w:tcW w:type="dxa" w:w="624"/>
+            <w:tcW w:type="dxa" w:w="680"/>
+            <w:vAlign w:val="center"/>
+          </w:tcPr>
+          <w:p>
+            <w:pPr>
+              <w:jc w:val="center"/>
+            </w:pPr>
+            <w:r/>
+            <w:r>
+              <w:rPr>
+                <w:rFonts w:ascii="宋体" w:hAnsi="宋体" w:eastAsia="宋体"/>
+                <w:b w:val="0"/>
+                <w:sz w:val="21"/>
+              </w:rPr>
+              <w:t>L2</w:t>
+            </w:r>
+          </w:p>
+        </w:tc>
+        <w:tc>
+          <w:tcPr>
+            <w:tcW w:type="dxa" w:w="1814"/>
+            <w:vAlign w:val="center"/>
           </w:tcPr>
           <w:p>
             <w:r/>
             <w:r>
               <w:rPr>
                 <w:rFonts w:ascii="宋体" w:hAnsi="宋体" w:eastAsia="宋体"/>
-                <w:sz w:val="17"/>
+                <w:b w:val="0"/>
+                <w:sz w:val="21"/>
               </w:rPr>
-              <w:t>W2</w:t>
+              <w:t>安全审计漏洞人工检查</w:t>
             </w:r>
           </w:p>
         </w:tc>
         <w:tc>
           <w:tcPr>
-            <w:tcW w:type="dxa" w:w="2268"/>
+            <w:tcW w:type="dxa" w:w="1984"/>
+            <w:vAlign w:val="center"/>
           </w:tcPr>
           <w:p>
             <w:r/>
             <w:r>
               <w:rPr>
                 <w:rFonts w:ascii="宋体" w:hAnsi="宋体" w:eastAsia="宋体"/>
-                <w:sz w:val="17"/>
+                <w:b w:val="0"/>
+                <w:sz w:val="21"/>
               </w:rPr>
-              <w:t>系统安全审计与日志管理</w:t>
-              <w:br/>
-              <w:t>（审核策略/事件日志）</w:t>
+              <w:t>查看审计服务状态、日志内容与日志留存、权限保护，判定安全审计合规性。</w:t>
             </w:r>
           </w:p>
         </w:tc>
         <w:tc>
           <w:tcPr>
-            <w:tcW w:type="dxa" w:w="2098"/>
+            <w:tcW w:type="dxa" w:w="1134"/>
+            <w:vAlign w:val="center"/>
           </w:tcPr>
           <w:p>
             <w:r/>
             <w:r>
               <w:rPr>
                 <w:rFonts w:ascii="宋体" w:hAnsi="宋体" w:eastAsia="宋体"/>
-                <w:sz w:val="17"/>
-              </w:rPr>
-              <w:t>启用登录、对象访问、策略变更审计（成功+失败），检查安全日志留存与保护</w:t>
-            </w:r>
-          </w:p>
-        </w:tc>
-        <w:tc>
-          <w:tcPr>
-            <w:tcW w:type="dxa" w:w="1474"/>
-          </w:tcPr>
-          <w:p>
-            <w:r/>
-            <w:r>
-              <w:rPr>
-                <w:rFonts w:ascii="宋体" w:hAnsi="宋体" w:eastAsia="宋体"/>
-                <w:sz w:val="17"/>
+                <w:b w:val="0"/>
+                <w:sz w:val="21"/>
               </w:rPr>
               <w:t>安全审计</w:t>
               <w:br/>
@@ -899,31 +1577,38 @@
         </w:tc>
         <w:tc>
           <w:tcPr>
-            <w:tcW w:type="dxa" w:w="1020"/>
+            <w:tcW w:type="dxa" w:w="850"/>
+            <w:vAlign w:val="center"/>
+          </w:tcPr>
+          <w:p>
+            <w:pPr>
+              <w:jc w:val="center"/>
+            </w:pPr>
+            <w:r/>
+            <w:r>
+              <w:rPr>
+                <w:rFonts w:ascii="宋体" w:hAnsi="宋体" w:eastAsia="宋体"/>
+                <w:b w:val="0"/>
+                <w:sz w:val="21"/>
+              </w:rPr>
+              <w:t>第 16~18 条</w:t>
+            </w:r>
+          </w:p>
+        </w:tc>
+        <w:tc>
+          <w:tcPr>
+            <w:tcW w:type="dxa" w:w="1984"/>
+            <w:vAlign w:val="center"/>
           </w:tcPr>
           <w:p>
             <w:r/>
             <w:r>
               <w:rPr>
                 <w:rFonts w:ascii="宋体" w:hAnsi="宋体" w:eastAsia="宋体"/>
-                <w:sz w:val="17"/>
+                <w:b w:val="0"/>
+                <w:sz w:val="21"/>
               </w:rPr>
-              <w:t>第 4~6 条</w:t>
-            </w:r>
-          </w:p>
-        </w:tc>
-        <w:tc>
-          <w:tcPr>
-            <w:tcW w:type="dxa" w:w="2154"/>
-          </w:tcPr>
-          <w:p>
-            <w:r/>
-            <w:r>
-              <w:rPr>
-                <w:rFonts w:ascii="宋体" w:hAnsi="宋体" w:eastAsia="宋体"/>
-                <w:sz w:val="17"/>
-              </w:rPr>
-              <w:t>secpol.msc→审核策略；auditpol /get /category:*；事件查看器→安全日志→属性</w:t>
+              <w:t>systemctl status rsyslog auditd；cat /var/log/secure；auditctl -l；cat /etc/logrotate.conf</w:t>
             </w:r>
           </w:p>
         </w:tc>
@@ -931,95 +1616,111 @@
       <w:tr>
         <w:tc>
           <w:tcPr>
-            <w:tcW w:type="dxa" w:w="624"/>
+            <w:tcW w:type="dxa" w:w="680"/>
+            <w:vAlign w:val="center"/>
+          </w:tcPr>
+          <w:p>
+            <w:pPr>
+              <w:jc w:val="center"/>
+            </w:pPr>
+            <w:r/>
+            <w:r>
+              <w:rPr>
+                <w:rFonts w:ascii="宋体" w:hAnsi="宋体" w:eastAsia="宋体"/>
+                <w:b w:val="0"/>
+                <w:sz w:val="21"/>
+              </w:rPr>
+              <w:t>L3</w:t>
+            </w:r>
+          </w:p>
+        </w:tc>
+        <w:tc>
+          <w:tcPr>
+            <w:tcW w:type="dxa" w:w="1814"/>
+            <w:vAlign w:val="center"/>
           </w:tcPr>
           <w:p>
             <w:r/>
             <w:r>
               <w:rPr>
                 <w:rFonts w:ascii="宋体" w:hAnsi="宋体" w:eastAsia="宋体"/>
-                <w:sz w:val="17"/>
+                <w:b w:val="0"/>
+                <w:sz w:val="21"/>
               </w:rPr>
-              <w:t>W3</w:t>
+              <w:t>系统人工检查</w:t>
             </w:r>
           </w:p>
         </w:tc>
         <w:tc>
           <w:tcPr>
-            <w:tcW w:type="dxa" w:w="2268"/>
+            <w:tcW w:type="dxa" w:w="1984"/>
+            <w:vAlign w:val="center"/>
           </w:tcPr>
           <w:p>
             <w:r/>
             <w:r>
               <w:rPr>
                 <w:rFonts w:ascii="宋体" w:hAnsi="宋体" w:eastAsia="宋体"/>
-                <w:sz w:val="17"/>
+                <w:b w:val="0"/>
+                <w:sz w:val="21"/>
               </w:rPr>
-              <w:t>共享资源与服务端口安全</w:t>
-              <w:br/>
-              <w:t>（默认共享/服务/端口）</w:t>
+              <w:t>检查开放端口与非必要服务、系统补丁与已知漏洞，落实最小化安装与入侵防范。</w:t>
             </w:r>
           </w:p>
         </w:tc>
         <w:tc>
           <w:tcPr>
-            <w:tcW w:type="dxa" w:w="2098"/>
+            <w:tcW w:type="dxa" w:w="1134"/>
+            <w:vAlign w:val="center"/>
           </w:tcPr>
           <w:p>
             <w:r/>
             <w:r>
               <w:rPr>
                 <w:rFonts w:ascii="宋体" w:hAnsi="宋体" w:eastAsia="宋体"/>
-                <w:sz w:val="17"/>
+                <w:b w:val="0"/>
+                <w:sz w:val="21"/>
               </w:rPr>
-              <w:t>检查默认共享、Guest 与多余账户、非必要服务与 445 等高危端口暴露</w:t>
+              <w:t>入侵防范</w:t>
+              <w:br/>
+              <w:t>8.1.4.4</w:t>
             </w:r>
           </w:p>
         </w:tc>
         <w:tc>
           <w:tcPr>
-            <w:tcW w:type="dxa" w:w="1474"/>
+            <w:tcW w:type="dxa" w:w="850"/>
+            <w:vAlign w:val="center"/>
+          </w:tcPr>
+          <w:p>
+            <w:pPr>
+              <w:jc w:val="center"/>
+            </w:pPr>
+            <w:r/>
+            <w:r>
+              <w:rPr>
+                <w:rFonts w:ascii="宋体" w:hAnsi="宋体" w:eastAsia="宋体"/>
+                <w:b w:val="0"/>
+                <w:sz w:val="21"/>
+              </w:rPr>
+              <w:t>第 19~21 条</w:t>
+            </w:r>
+          </w:p>
+        </w:tc>
+        <w:tc>
+          <w:tcPr>
+            <w:tcW w:type="dxa" w:w="1984"/>
+            <w:vAlign w:val="center"/>
           </w:tcPr>
           <w:p>
             <w:r/>
             <w:r>
               <w:rPr>
                 <w:rFonts w:ascii="宋体" w:hAnsi="宋体" w:eastAsia="宋体"/>
-                <w:sz w:val="17"/>
+                <w:b w:val="0"/>
+                <w:sz w:val="21"/>
               </w:rPr>
-              <w:t>访问控制 8.1.4.2</w:t>
-              <w:br/>
-              <w:t>入侵防范 8.1.4.4</w:t>
-            </w:r>
-          </w:p>
-        </w:tc>
-        <w:tc>
-          <w:tcPr>
-            <w:tcW w:type="dxa" w:w="1020"/>
-          </w:tcPr>
-          <w:p>
-            <w:r/>
-            <w:r>
-              <w:rPr>
-                <w:rFonts w:ascii="宋体" w:hAnsi="宋体" w:eastAsia="宋体"/>
-                <w:sz w:val="17"/>
-              </w:rPr>
-              <w:t>第 7~9 条</w:t>
-            </w:r>
-          </w:p>
-        </w:tc>
-        <w:tc>
-          <w:tcPr>
-            <w:tcW w:type="dxa" w:w="2154"/>
-          </w:tcPr>
-          <w:p>
-            <w:r/>
-            <w:r>
-              <w:rPr>
-                <w:rFonts w:ascii="宋体" w:hAnsi="宋体" w:eastAsia="宋体"/>
-                <w:sz w:val="17"/>
-              </w:rPr>
-              <w:t>net share；services.msc；netstat -ano | findstr LISTENING</w:t>
+              <w:t>ss -tlnp；systemctl list-unit-files --type=service --state=enabled；rpm -qa --last；yum check-update</w:t>
             </w:r>
           </w:p>
         </w:tc>
@@ -1027,134 +1728,155 @@
       <w:tr>
         <w:tc>
           <w:tcPr>
-            <w:tcW w:type="dxa" w:w="624"/>
+            <w:tcW w:type="dxa" w:w="680"/>
+            <w:vAlign w:val="center"/>
+          </w:tcPr>
+          <w:p>
+            <w:pPr>
+              <w:jc w:val="center"/>
+            </w:pPr>
+            <w:r/>
+            <w:r>
+              <w:rPr>
+                <w:rFonts w:ascii="宋体" w:hAnsi="宋体" w:eastAsia="宋体"/>
+                <w:b w:val="0"/>
+                <w:sz w:val="21"/>
+              </w:rPr>
+              <w:t>L4</w:t>
+            </w:r>
+          </w:p>
+        </w:tc>
+        <w:tc>
+          <w:tcPr>
+            <w:tcW w:type="dxa" w:w="1814"/>
+            <w:vAlign w:val="center"/>
           </w:tcPr>
           <w:p>
             <w:r/>
             <w:r>
               <w:rPr>
                 <w:rFonts w:ascii="宋体" w:hAnsi="宋体" w:eastAsia="宋体"/>
-                <w:sz w:val="17"/>
+                <w:b w:val="0"/>
+                <w:sz w:val="21"/>
               </w:rPr>
-              <w:t>W4</w:t>
+              <w:t>账号人工检查</w:t>
             </w:r>
           </w:p>
         </w:tc>
         <w:tc>
           <w:tcPr>
-            <w:tcW w:type="dxa" w:w="2268"/>
+            <w:tcW w:type="dxa" w:w="1984"/>
+            <w:vAlign w:val="center"/>
           </w:tcPr>
           <w:p>
             <w:r/>
             <w:r>
               <w:rPr>
                 <w:rFonts w:ascii="宋体" w:hAnsi="宋体" w:eastAsia="宋体"/>
-                <w:sz w:val="17"/>
+                <w:b w:val="0"/>
+                <w:sz w:val="21"/>
               </w:rPr>
-              <w:t>文件系统权限与访问控制</w:t>
-              <w:br/>
-              <w:t>（NTFS 权限）</w:t>
+              <w:t>检查账户最小化、特权账号与 sudo 权限、关键文件权限，判定访问控制与账户管理合规性。</w:t>
             </w:r>
           </w:p>
         </w:tc>
         <w:tc>
           <w:tcPr>
-            <w:tcW w:type="dxa" w:w="2098"/>
+            <w:tcW w:type="dxa" w:w="1134"/>
+            <w:vAlign w:val="center"/>
           </w:tcPr>
           <w:p>
             <w:r/>
             <w:r>
               <w:rPr>
                 <w:rFonts w:ascii="宋体" w:hAnsi="宋体" w:eastAsia="宋体"/>
-                <w:sz w:val="17"/>
+                <w:b w:val="0"/>
+                <w:sz w:val="21"/>
               </w:rPr>
-              <w:t>查看关键目录 NTFS 权限，检查是否存在 Everyone 可写等过度授权</w:t>
+              <w:t>访问控制</w:t>
+              <w:br/>
+              <w:t>8.1.4.2</w:t>
+              <w:br/>
+              <w:t>身份鉴别 8.1.4.1 b)</w:t>
             </w:r>
           </w:p>
         </w:tc>
         <w:tc>
           <w:tcPr>
-            <w:tcW w:type="dxa" w:w="1474"/>
+            <w:tcW w:type="dxa" w:w="850"/>
+            <w:vAlign w:val="center"/>
+          </w:tcPr>
+          <w:p>
+            <w:pPr>
+              <w:jc w:val="center"/>
+            </w:pPr>
+            <w:r/>
+            <w:r>
+              <w:rPr>
+                <w:rFonts w:ascii="宋体" w:hAnsi="宋体" w:eastAsia="宋体"/>
+                <w:b w:val="0"/>
+                <w:sz w:val="21"/>
+              </w:rPr>
+              <w:t>第 22~24 条</w:t>
+            </w:r>
+          </w:p>
+        </w:tc>
+        <w:tc>
+          <w:tcPr>
+            <w:tcW w:type="dxa" w:w="1984"/>
+            <w:vAlign w:val="center"/>
           </w:tcPr>
           <w:p>
             <w:r/>
             <w:r>
               <w:rPr>
                 <w:rFonts w:ascii="宋体" w:hAnsi="宋体" w:eastAsia="宋体"/>
-                <w:sz w:val="17"/>
+                <w:b w:val="0"/>
+                <w:sz w:val="21"/>
               </w:rPr>
-              <w:t>访问控制</w:t>
-              <w:br/>
-              <w:t>8.1.4.2</w:t>
-            </w:r>
-          </w:p>
-        </w:tc>
-        <w:tc>
-          <w:tcPr>
-            <w:tcW w:type="dxa" w:w="1020"/>
-          </w:tcPr>
-          <w:p>
-            <w:r/>
-            <w:r>
-              <w:rPr>
-                <w:rFonts w:ascii="宋体" w:hAnsi="宋体" w:eastAsia="宋体"/>
-                <w:sz w:val="17"/>
-              </w:rPr>
-              <w:t>第 10~12 条</w:t>
-            </w:r>
-          </w:p>
-        </w:tc>
-        <w:tc>
-          <w:tcPr>
-            <w:tcW w:type="dxa" w:w="2154"/>
-          </w:tcPr>
-          <w:p>
-            <w:r/>
-            <w:r>
-              <w:rPr>
-                <w:rFonts w:ascii="宋体" w:hAnsi="宋体" w:eastAsia="宋体"/>
-                <w:sz w:val="17"/>
-              </w:rPr>
-              <w:t>文件属性→安全→高级；icacls；Get-Acl</w:t>
+              <w:t>cat /etc/passwd；cat /etc/sudoers；getent group wheel；ls -l /etc/passwd /etc/shadow /etc/group</w:t>
             </w:r>
           </w:p>
         </w:tc>
       </w:tr>
     </w:tbl>
     <w:p>
-      <w:pPr>
-        <w:spacing w:line="336" w:lineRule="auto"/>
-      </w:pPr>
       <w:r>
         <w:rPr>
           <w:rFonts w:ascii="宋体" w:hAnsi="宋体" w:eastAsia="宋体"/>
+          <w:b w:val="0"/>
+          <w:color w:val="888888"/>
+          <w:sz w:val="18"/>
+        </w:rPr>
+        <w:t>说明：上表“对应平台实验”列直接引用西普平台“主机设备基线核查”→“Windows/Linux 系统安全评测”目录下的实验名称；学生在平台内按该名称找到实验即可。Linux 目录下的“漏洞扫描工具使用”属于工具操作类实验，不是等保基线核查内容，本轮不选。</w:t>
+      </w:r>
+    </w:p>
+    <w:p>
+      <w:r>
+        <w:rPr>
+          <w:rFonts w:ascii="黑体" w:hAnsi="黑体" w:eastAsia="黑体"/>
           <w:b/>
-          <w:sz w:val="21"/>
+          <w:sz w:val="24"/>
         </w:rPr>
-        <w:t>② Linux 线（从 L1~L4 中选 2 个）</w:t>
+        <w:t>四、分实验目标与达标判据</w:t>
       </w:r>
     </w:p>
     <w:tbl>
       <w:tblPr>
         <w:tblStyle w:val="TableGrid"/>
         <w:tblW w:type="auto" w:w="0"/>
-        <w:jc w:val="center"/>
-        <w:tblLayout w:type="fixed"/>
         <w:tblLook w:firstColumn="1" w:firstRow="1" w:lastColumn="0" w:lastRow="0" w:noHBand="0" w:noVBand="1" w:val="04A0"/>
-        <w:tblLayout w:type="fixed"/>
       </w:tblPr>
       <w:tblGrid>
-        <w:gridCol w:w="1662"/>
-        <w:gridCol w:w="1662"/>
-        <w:gridCol w:w="1662"/>
-        <w:gridCol w:w="1662"/>
-        <w:gridCol w:w="1662"/>
-        <w:gridCol w:w="1662"/>
+        <w:gridCol w:w="2771"/>
+        <w:gridCol w:w="2771"/>
+        <w:gridCol w:w="2771"/>
       </w:tblGrid>
       <w:tr>
         <w:tc>
           <w:tcPr>
-            <w:tcW w:type="dxa" w:w="624"/>
+            <w:tcW w:type="dxa" w:w="680"/>
+            <w:vAlign w:val="center"/>
           </w:tcPr>
           <w:p>
             <w:pPr>
@@ -1165,7 +1887,7 @@
               <w:rPr>
                 <w:rFonts w:ascii="宋体" w:hAnsi="宋体" w:eastAsia="宋体"/>
                 <w:b/>
-                <w:sz w:val="18"/>
+                <w:sz w:val="21"/>
               </w:rPr>
               <w:t>编号</w:t>
             </w:r>
@@ -1173,7 +1895,8 @@
         </w:tc>
         <w:tc>
           <w:tcPr>
-            <w:tcW w:type="dxa" w:w="2268"/>
+            <w:tcW w:type="dxa" w:w="3402"/>
+            <w:vAlign w:val="center"/>
           </w:tcPr>
           <w:p>
             <w:pPr>
@@ -1184,17 +1907,16 @@
               <w:rPr>
                 <w:rFonts w:ascii="宋体" w:hAnsi="宋体" w:eastAsia="宋体"/>
                 <w:b/>
-                <w:sz w:val="18"/>
+                <w:sz w:val="21"/>
               </w:rPr>
-              <w:t>对应平台实验</w:t>
-              <w:br/>
-              <w:t>（西普「操作系统安全」）</w:t>
+              <w:t>实验目标</w:t>
             </w:r>
           </w:p>
         </w:tc>
         <w:tc>
           <w:tcPr>
-            <w:tcW w:type="dxa" w:w="2098"/>
+            <w:tcW w:type="dxa" w:w="4139"/>
+            <w:vAlign w:val="center"/>
           </w:tcPr>
           <w:p>
             <w:pPr>
@@ -1205,15 +1927,18 @@
               <w:rPr>
                 <w:rFonts w:ascii="宋体" w:hAnsi="宋体" w:eastAsia="宋体"/>
                 <w:b/>
-                <w:sz w:val="18"/>
+                <w:sz w:val="21"/>
               </w:rPr>
-              <w:t>实验要做的事</w:t>
+              <w:t>达标判据（写进记录表哪一列）</w:t>
             </w:r>
           </w:p>
         </w:tc>
+      </w:tr>
+      <w:tr>
         <w:tc>
           <w:tcPr>
-            <w:tcW w:type="dxa" w:w="1474"/>
+            <w:tcW w:type="dxa" w:w="680"/>
+            <w:vAlign w:val="center"/>
           </w:tcPr>
           <w:p>
             <w:pPr>
@@ -1224,15 +1949,52 @@
               <w:rPr>
                 <w:rFonts w:ascii="宋体" w:hAnsi="宋体" w:eastAsia="宋体"/>
                 <w:b/>
-                <w:sz w:val="18"/>
+                <w:sz w:val="21"/>
               </w:rPr>
-              <w:t>覆盖维度/依据</w:t>
+              <w:t>W1</w:t>
             </w:r>
           </w:p>
         </w:tc>
         <w:tc>
           <w:tcPr>
-            <w:tcW w:type="dxa" w:w="1020"/>
+            <w:tcW w:type="dxa" w:w="3402"/>
+            <w:vAlign w:val="center"/>
+          </w:tcPr>
+          <w:p>
+            <w:r/>
+            <w:r>
+              <w:rPr>
+                <w:rFonts w:ascii="宋体" w:hAnsi="宋体" w:eastAsia="宋体"/>
+                <w:b w:val="0"/>
+                <w:sz w:val="21"/>
+              </w:rPr>
+              <w:t>掌握本地安全策略中口令复杂度、长度、最长期限、历史与账户锁定阈值的查看与配置，能判定是否满足三级要求。</w:t>
+            </w:r>
+          </w:p>
+        </w:tc>
+        <w:tc>
+          <w:tcPr>
+            <w:tcW w:type="dxa" w:w="4139"/>
+            <w:vAlign w:val="center"/>
+          </w:tcPr>
+          <w:p>
+            <w:r/>
+            <w:r>
+              <w:rPr>
+                <w:rFonts w:ascii="宋体" w:hAnsi="宋体" w:eastAsia="宋体"/>
+                <w:b w:val="0"/>
+                <w:sz w:val="21"/>
+              </w:rPr>
+              <w:t>记录表“实测结果”给出具体值（如最小长度=8）；“符合性判定”给出四档结论。</w:t>
+            </w:r>
+          </w:p>
+        </w:tc>
+      </w:tr>
+      <w:tr>
+        <w:tc>
+          <w:tcPr>
+            <w:tcW w:type="dxa" w:w="680"/>
+            <w:vAlign w:val="center"/>
           </w:tcPr>
           <w:p>
             <w:pPr>
@@ -1243,17 +2005,52 @@
               <w:rPr>
                 <w:rFonts w:ascii="宋体" w:hAnsi="宋体" w:eastAsia="宋体"/>
                 <w:b/>
-                <w:sz w:val="18"/>
+                <w:sz w:val="21"/>
               </w:rPr>
-              <w:t>记录表</w:t>
-              <w:br/>
-              <w:t>对应核查项</w:t>
+              <w:t>W2</w:t>
             </w:r>
           </w:p>
         </w:tc>
         <w:tc>
           <w:tcPr>
-            <w:tcW w:type="dxa" w:w="2154"/>
+            <w:tcW w:type="dxa" w:w="3402"/>
+            <w:vAlign w:val="center"/>
+          </w:tcPr>
+          <w:p>
+            <w:r/>
+            <w:r>
+              <w:rPr>
+                <w:rFonts w:ascii="宋体" w:hAnsi="宋体" w:eastAsia="宋体"/>
+                <w:b w:val="0"/>
+                <w:sz w:val="21"/>
+              </w:rPr>
+              <w:t>掌握审核策略的启用（登录/对象访问/策略变更，成功+失败）、事件日志的定位与留存设置，能验证“日志可查、留存满足”。</w:t>
+            </w:r>
+          </w:p>
+        </w:tc>
+        <w:tc>
+          <w:tcPr>
+            <w:tcW w:type="dxa" w:w="4139"/>
+            <w:vAlign w:val="center"/>
+          </w:tcPr>
+          <w:p>
+            <w:r/>
+            <w:r>
+              <w:rPr>
+                <w:rFonts w:ascii="宋体" w:hAnsi="宋体" w:eastAsia="宋体"/>
+                <w:b w:val="0"/>
+                <w:sz w:val="21"/>
+              </w:rPr>
+              <w:t>记录表“实测结果”列出已启用的审核类别；“问题描述”写清未开启的项。</w:t>
+            </w:r>
+          </w:p>
+        </w:tc>
+      </w:tr>
+      <w:tr>
+        <w:tc>
+          <w:tcPr>
+            <w:tcW w:type="dxa" w:w="680"/>
+            <w:vAlign w:val="center"/>
           </w:tcPr>
           <w:p>
             <w:pPr>
@@ -1264,9 +2061,43 @@
               <w:rPr>
                 <w:rFonts w:ascii="宋体" w:hAnsi="宋体" w:eastAsia="宋体"/>
                 <w:b/>
-                <w:sz w:val="18"/>
+                <w:sz w:val="21"/>
               </w:rPr>
-              <w:t>关键操作（考察点）</w:t>
+              <w:t>W3</w:t>
+            </w:r>
+          </w:p>
+        </w:tc>
+        <w:tc>
+          <w:tcPr>
+            <w:tcW w:type="dxa" w:w="3402"/>
+            <w:vAlign w:val="center"/>
+          </w:tcPr>
+          <w:p>
+            <w:r/>
+            <w:r>
+              <w:rPr>
+                <w:rFonts w:ascii="宋体" w:hAnsi="宋体" w:eastAsia="宋体"/>
+                <w:b w:val="0"/>
+                <w:sz w:val="21"/>
+              </w:rPr>
+              <w:t>掌握默认共享、Guest/多余账户、445 等非必要端口与服务的检查与关闭，能识别“高危端口暴露”风险。</w:t>
+            </w:r>
+          </w:p>
+        </w:tc>
+        <w:tc>
+          <w:tcPr>
+            <w:tcW w:type="dxa" w:w="4139"/>
+            <w:vAlign w:val="center"/>
+          </w:tcPr>
+          <w:p>
+            <w:r/>
+            <w:r>
+              <w:rPr>
+                <w:rFonts w:ascii="宋体" w:hAnsi="宋体" w:eastAsia="宋体"/>
+                <w:b w:val="0"/>
+                <w:sz w:val="21"/>
+              </w:rPr>
+              <w:t>“实测结果”给出端口/共享清单；“整改建议”给出关闭或限制的具体做法。</w:t>
             </w:r>
           </w:p>
         </w:tc>
@@ -1274,430 +2105,8 @@
       <w:tr>
         <w:tc>
           <w:tcPr>
-            <w:tcW w:type="dxa" w:w="624"/>
-          </w:tcPr>
-          <w:p>
-            <w:r/>
-            <w:r>
-              <w:rPr>
-                <w:rFonts w:ascii="宋体" w:hAnsi="宋体" w:eastAsia="宋体"/>
-                <w:sz w:val="17"/>
-              </w:rPr>
-              <w:t>L1</w:t>
-            </w:r>
-          </w:p>
-        </w:tc>
-        <w:tc>
-          <w:tcPr>
-            <w:tcW w:type="dxa" w:w="2268"/>
-          </w:tcPr>
-          <w:p>
-            <w:r/>
-            <w:r>
-              <w:rPr>
-                <w:rFonts w:ascii="宋体" w:hAnsi="宋体" w:eastAsia="宋体"/>
-                <w:sz w:val="17"/>
-              </w:rPr>
-              <w:t>用户账户与口令策略配置</w:t>
-              <w:br/>
-              <w:t>（login.defs/pwquality/shadow）</w:t>
-            </w:r>
-          </w:p>
-        </w:tc>
-        <w:tc>
-          <w:tcPr>
-            <w:tcW w:type="dxa" w:w="2098"/>
-          </w:tcPr>
-          <w:p>
-            <w:r/>
-            <w:r>
-              <w:rPr>
-                <w:rFonts w:ascii="宋体" w:hAnsi="宋体" w:eastAsia="宋体"/>
-                <w:sz w:val="17"/>
-              </w:rPr>
-              <w:t>查看口令有效期、最小长度、空口令账户与登录失败处理</w:t>
-            </w:r>
-          </w:p>
-        </w:tc>
-        <w:tc>
-          <w:tcPr>
-            <w:tcW w:type="dxa" w:w="1474"/>
-          </w:tcPr>
-          <w:p>
-            <w:r/>
-            <w:r>
-              <w:rPr>
-                <w:rFonts w:ascii="宋体" w:hAnsi="宋体" w:eastAsia="宋体"/>
-                <w:sz w:val="17"/>
-              </w:rPr>
-              <w:t>身份鉴别</w:t>
-              <w:br/>
-              <w:t>8.1.4.1 a)/b)</w:t>
-            </w:r>
-          </w:p>
-        </w:tc>
-        <w:tc>
-          <w:tcPr>
-            <w:tcW w:type="dxa" w:w="1020"/>
-          </w:tcPr>
-          <w:p>
-            <w:r/>
-            <w:r>
-              <w:rPr>
-                <w:rFonts w:ascii="宋体" w:hAnsi="宋体" w:eastAsia="宋体"/>
-                <w:sz w:val="17"/>
-              </w:rPr>
-              <w:t>第 13~15 条</w:t>
-            </w:r>
-          </w:p>
-        </w:tc>
-        <w:tc>
-          <w:tcPr>
-            <w:tcW w:type="dxa" w:w="2154"/>
-          </w:tcPr>
-          <w:p>
-            <w:r/>
-            <w:r>
-              <w:rPr>
-                <w:rFonts w:ascii="宋体" w:hAnsi="宋体" w:eastAsia="宋体"/>
-                <w:sz w:val="17"/>
-              </w:rPr>
-              <w:t>cat /etc/login.defs；cat /etc/security/pwquality.conf；awk -F: '($2=="")' /etc/shadow</w:t>
-            </w:r>
-          </w:p>
-        </w:tc>
-      </w:tr>
-      <w:tr>
-        <w:tc>
-          <w:tcPr>
-            <w:tcW w:type="dxa" w:w="624"/>
-          </w:tcPr>
-          <w:p>
-            <w:r/>
-            <w:r>
-              <w:rPr>
-                <w:rFonts w:ascii="宋体" w:hAnsi="宋体" w:eastAsia="宋体"/>
-                <w:sz w:val="17"/>
-              </w:rPr>
-              <w:t>L2</w:t>
-            </w:r>
-          </w:p>
-        </w:tc>
-        <w:tc>
-          <w:tcPr>
-            <w:tcW w:type="dxa" w:w="2268"/>
-          </w:tcPr>
-          <w:p>
-            <w:r/>
-            <w:r>
-              <w:rPr>
-                <w:rFonts w:ascii="宋体" w:hAnsi="宋体" w:eastAsia="宋体"/>
-                <w:sz w:val="17"/>
-              </w:rPr>
-              <w:t>系统日志与审计配置</w:t>
-              <w:br/>
-              <w:t>（rsyslog/auditd）</w:t>
-            </w:r>
-          </w:p>
-        </w:tc>
-        <w:tc>
-          <w:tcPr>
-            <w:tcW w:type="dxa" w:w="2098"/>
-          </w:tcPr>
-          <w:p>
-            <w:r/>
-            <w:r>
-              <w:rPr>
-                <w:rFonts w:ascii="宋体" w:hAnsi="宋体" w:eastAsia="宋体"/>
-                <w:sz w:val="17"/>
-              </w:rPr>
-              <w:t>查看审计服务状态、日志内容与日志留存、权限保护</w:t>
-            </w:r>
-          </w:p>
-        </w:tc>
-        <w:tc>
-          <w:tcPr>
-            <w:tcW w:type="dxa" w:w="1474"/>
-          </w:tcPr>
-          <w:p>
-            <w:r/>
-            <w:r>
-              <w:rPr>
-                <w:rFonts w:ascii="宋体" w:hAnsi="宋体" w:eastAsia="宋体"/>
-                <w:sz w:val="17"/>
-              </w:rPr>
-              <w:t>安全审计</w:t>
-              <w:br/>
-              <w:t>8.1.4.3 a)~c)</w:t>
-            </w:r>
-          </w:p>
-        </w:tc>
-        <w:tc>
-          <w:tcPr>
-            <w:tcW w:type="dxa" w:w="1020"/>
-          </w:tcPr>
-          <w:p>
-            <w:r/>
-            <w:r>
-              <w:rPr>
-                <w:rFonts w:ascii="宋体" w:hAnsi="宋体" w:eastAsia="宋体"/>
-                <w:sz w:val="17"/>
-              </w:rPr>
-              <w:t>第 16~18 条</w:t>
-            </w:r>
-          </w:p>
-        </w:tc>
-        <w:tc>
-          <w:tcPr>
-            <w:tcW w:type="dxa" w:w="2154"/>
-          </w:tcPr>
-          <w:p>
-            <w:r/>
-            <w:r>
-              <w:rPr>
-                <w:rFonts w:ascii="宋体" w:hAnsi="宋体" w:eastAsia="宋体"/>
-                <w:sz w:val="17"/>
-              </w:rPr>
-              <w:t>systemctl status rsyslog auditd；cat /var/log/secure；auditctl -l；cat /etc/logrotate.conf</w:t>
-            </w:r>
-          </w:p>
-        </w:tc>
-      </w:tr>
-      <w:tr>
-        <w:tc>
-          <w:tcPr>
-            <w:tcW w:type="dxa" w:w="624"/>
-          </w:tcPr>
-          <w:p>
-            <w:r/>
-            <w:r>
-              <w:rPr>
-                <w:rFonts w:ascii="宋体" w:hAnsi="宋体" w:eastAsia="宋体"/>
-                <w:sz w:val="17"/>
-              </w:rPr>
-              <w:t>L3</w:t>
-            </w:r>
-          </w:p>
-        </w:tc>
-        <w:tc>
-          <w:tcPr>
-            <w:tcW w:type="dxa" w:w="2268"/>
-          </w:tcPr>
-          <w:p>
-            <w:r/>
-            <w:r>
-              <w:rPr>
-                <w:rFonts w:ascii="宋体" w:hAnsi="宋体" w:eastAsia="宋体"/>
-                <w:sz w:val="17"/>
-              </w:rPr>
-              <w:t>服务与端口最小化</w:t>
-              <w:br/>
-              <w:t>（服务管理/开放端口/补丁）</w:t>
-            </w:r>
-          </w:p>
-        </w:tc>
-        <w:tc>
-          <w:tcPr>
-            <w:tcW w:type="dxa" w:w="2098"/>
-          </w:tcPr>
-          <w:p>
-            <w:r/>
-            <w:r>
-              <w:rPr>
-                <w:rFonts w:ascii="宋体" w:hAnsi="宋体" w:eastAsia="宋体"/>
-                <w:sz w:val="17"/>
-              </w:rPr>
-              <w:t>检查开放端口与非必要服务（telnet/ftp），落实最小化安装与补丁更新</w:t>
-            </w:r>
-          </w:p>
-        </w:tc>
-        <w:tc>
-          <w:tcPr>
-            <w:tcW w:type="dxa" w:w="1474"/>
-          </w:tcPr>
-          <w:p>
-            <w:r/>
-            <w:r>
-              <w:rPr>
-                <w:rFonts w:ascii="宋体" w:hAnsi="宋体" w:eastAsia="宋体"/>
-                <w:sz w:val="17"/>
-              </w:rPr>
-              <w:t>入侵防范</w:t>
-              <w:br/>
-              <w:t>8.1.4.4</w:t>
-            </w:r>
-          </w:p>
-        </w:tc>
-        <w:tc>
-          <w:tcPr>
-            <w:tcW w:type="dxa" w:w="1020"/>
-          </w:tcPr>
-          <w:p>
-            <w:r/>
-            <w:r>
-              <w:rPr>
-                <w:rFonts w:ascii="宋体" w:hAnsi="宋体" w:eastAsia="宋体"/>
-                <w:sz w:val="17"/>
-              </w:rPr>
-              <w:t>第 19~21 条</w:t>
-            </w:r>
-          </w:p>
-        </w:tc>
-        <w:tc>
-          <w:tcPr>
-            <w:tcW w:type="dxa" w:w="2154"/>
-          </w:tcPr>
-          <w:p>
-            <w:r/>
-            <w:r>
-              <w:rPr>
-                <w:rFonts w:ascii="宋体" w:hAnsi="宋体" w:eastAsia="宋体"/>
-                <w:sz w:val="17"/>
-              </w:rPr>
-              <w:t>ss -tlnp；systemctl list-unit-files --type=service --state=enabled；rpm -qa --last</w:t>
-            </w:r>
-          </w:p>
-        </w:tc>
-      </w:tr>
-      <w:tr>
-        <w:tc>
-          <w:tcPr>
-            <w:tcW w:type="dxa" w:w="624"/>
-          </w:tcPr>
-          <w:p>
-            <w:r/>
-            <w:r>
-              <w:rPr>
-                <w:rFonts w:ascii="宋体" w:hAnsi="宋体" w:eastAsia="宋体"/>
-                <w:sz w:val="17"/>
-              </w:rPr>
-              <w:t>L4</w:t>
-            </w:r>
-          </w:p>
-        </w:tc>
-        <w:tc>
-          <w:tcPr>
-            <w:tcW w:type="dxa" w:w="2268"/>
-          </w:tcPr>
-          <w:p>
-            <w:r/>
-            <w:r>
-              <w:rPr>
-                <w:rFonts w:ascii="宋体" w:hAnsi="宋体" w:eastAsia="宋体"/>
-                <w:sz w:val="17"/>
-              </w:rPr>
-              <w:t>文件权限与 SSH 安全配置</w:t>
-              <w:br/>
-              <w:t>（关键文件权限/sshd_config）</w:t>
-            </w:r>
-          </w:p>
-        </w:tc>
-        <w:tc>
-          <w:tcPr>
-            <w:tcW w:type="dxa" w:w="2098"/>
-          </w:tcPr>
-          <w:p>
-            <w:r/>
-            <w:r>
-              <w:rPr>
-                <w:rFonts w:ascii="宋体" w:hAnsi="宋体" w:eastAsia="宋体"/>
-                <w:sz w:val="17"/>
-              </w:rPr>
-              <w:t>检查关键文件权限（644/600）与 SSH 关键安全参数</w:t>
-            </w:r>
-          </w:p>
-        </w:tc>
-        <w:tc>
-          <w:tcPr>
-            <w:tcW w:type="dxa" w:w="1474"/>
-          </w:tcPr>
-          <w:p>
-            <w:r/>
-            <w:r>
-              <w:rPr>
-                <w:rFonts w:ascii="宋体" w:hAnsi="宋体" w:eastAsia="宋体"/>
-                <w:sz w:val="17"/>
-              </w:rPr>
-              <w:t>访问控制 8.1.4.2</w:t>
-              <w:br/>
-              <w:t>身份鉴别 8.1.4.1 b)</w:t>
-            </w:r>
-          </w:p>
-        </w:tc>
-        <w:tc>
-          <w:tcPr>
-            <w:tcW w:type="dxa" w:w="1020"/>
-          </w:tcPr>
-          <w:p>
-            <w:r/>
-            <w:r>
-              <w:rPr>
-                <w:rFonts w:ascii="宋体" w:hAnsi="宋体" w:eastAsia="宋体"/>
-                <w:sz w:val="17"/>
-              </w:rPr>
-              <w:t>第 22~24 条</w:t>
-            </w:r>
-          </w:p>
-        </w:tc>
-        <w:tc>
-          <w:tcPr>
-            <w:tcW w:type="dxa" w:w="2154"/>
-          </w:tcPr>
-          <w:p>
-            <w:r/>
-            <w:r>
-              <w:rPr>
-                <w:rFonts w:ascii="宋体" w:hAnsi="宋体" w:eastAsia="宋体"/>
-                <w:sz w:val="17"/>
-              </w:rPr>
-              <w:t>ls -l /etc/passwd /etc/shadow；grep -E "PermitRootLogin|Protocol|MaxAuthTries" /etc/ssh/sshd_config</w:t>
-            </w:r>
-          </w:p>
-        </w:tc>
-      </w:tr>
-    </w:tbl>
-    <w:p>
-      <w:pPr>
-        <w:spacing w:line="336" w:lineRule="auto"/>
-      </w:pPr>
-      <w:r>
-        <w:rPr>
-          <w:rFonts w:ascii="宋体" w:hAnsi="宋体" w:eastAsia="宋体"/>
-          <w:b w:val="0"/>
-          <w:color w:val="666666"/>
-          <w:sz w:val="18"/>
-        </w:rPr>
-        <w:t>说明：上表实验名称按西普平台「操作系统安全」课程目录的通行叫法书写；若平台实际目录名称不同，以"实验要做的事"和"关键操作（考察点）"为准，选同类实验即可。平台内找不到同名实验时，按关键词搜索：口令/密码策略/账户锁定 → W1；日志/审计 → W2；共享/服务/端口 → W3；文件权限/NTFS → W4；Linux 同理（login.defs、rsyslog、端口、sshd）。</w:t>
-      </w:r>
-    </w:p>
-    <w:p>
-      <w:r>
-        <w:rPr>
-          <w:rFonts w:ascii="宋体" w:hAnsi="宋体" w:eastAsia="宋体"/>
-          <w:b/>
-          <w:sz w:val="24"/>
-        </w:rPr>
-        <w:t>四、分实验目标与达标判据</w:t>
-      </w:r>
-    </w:p>
-    <w:tbl>
-      <w:tblPr>
-        <w:tblStyle w:val="TableGrid"/>
-        <w:tblW w:type="auto" w:w="0"/>
-        <w:jc w:val="center"/>
-        <w:tblLayout w:type="fixed"/>
-        <w:tblLook w:firstColumn="1" w:firstRow="1" w:lastColumn="0" w:lastRow="0" w:noHBand="0" w:noVBand="1" w:val="04A0"/>
-        <w:tblLayout w:type="fixed"/>
-      </w:tblPr>
-      <w:tblGrid>
-        <w:gridCol w:w="3324"/>
-        <w:gridCol w:w="3324"/>
-        <w:gridCol w:w="3324"/>
-      </w:tblGrid>
-      <w:tr>
-        <w:tc>
-          <w:tcPr>
             <w:tcW w:type="dxa" w:w="680"/>
+            <w:vAlign w:val="center"/>
           </w:tcPr>
           <w:p>
             <w:pPr>
@@ -1708,15 +2117,52 @@
               <w:rPr>
                 <w:rFonts w:ascii="宋体" w:hAnsi="宋体" w:eastAsia="宋体"/>
                 <w:b/>
-                <w:sz w:val="18"/>
+                <w:sz w:val="21"/>
               </w:rPr>
-              <w:t>编号</w:t>
+              <w:t>W4</w:t>
             </w:r>
           </w:p>
         </w:tc>
         <w:tc>
           <w:tcPr>
-            <w:tcW w:type="dxa" w:w="4535"/>
+            <w:tcW w:type="dxa" w:w="3402"/>
+            <w:vAlign w:val="center"/>
+          </w:tcPr>
+          <w:p>
+            <w:r/>
+            <w:r>
+              <w:rPr>
+                <w:rFonts w:ascii="宋体" w:hAnsi="宋体" w:eastAsia="宋体"/>
+                <w:b w:val="0"/>
+                <w:sz w:val="21"/>
+              </w:rPr>
+              <w:t>掌握用户权限分配与 NTFS 权限查看，能判定是否存在 Everyone 可写等过度授权。</w:t>
+            </w:r>
+          </w:p>
+        </w:tc>
+        <w:tc>
+          <w:tcPr>
+            <w:tcW w:type="dxa" w:w="4139"/>
+            <w:vAlign w:val="center"/>
+          </w:tcPr>
+          <w:p>
+            <w:r/>
+            <w:r>
+              <w:rPr>
+                <w:rFonts w:ascii="宋体" w:hAnsi="宋体" w:eastAsia="宋体"/>
+                <w:b w:val="0"/>
+                <w:sz w:val="21"/>
+              </w:rPr>
+              <w:t>“实测结果”给出权限清单；“问题描述”点明过度授权的对象。</w:t>
+            </w:r>
+          </w:p>
+        </w:tc>
+      </w:tr>
+      <w:tr>
+        <w:tc>
+          <w:tcPr>
+            <w:tcW w:type="dxa" w:w="680"/>
+            <w:vAlign w:val="center"/>
           </w:tcPr>
           <w:p>
             <w:pPr>
@@ -1727,15 +2173,52 @@
               <w:rPr>
                 <w:rFonts w:ascii="宋体" w:hAnsi="宋体" w:eastAsia="宋体"/>
                 <w:b/>
-                <w:sz w:val="18"/>
+                <w:sz w:val="21"/>
               </w:rPr>
-              <w:t>实验目标</w:t>
+              <w:t>L1</w:t>
             </w:r>
           </w:p>
         </w:tc>
         <w:tc>
           <w:tcPr>
-            <w:tcW w:type="dxa" w:w="4422"/>
+            <w:tcW w:type="dxa" w:w="3402"/>
+            <w:vAlign w:val="center"/>
+          </w:tcPr>
+          <w:p>
+            <w:r/>
+            <w:r>
+              <w:rPr>
+                <w:rFonts w:ascii="宋体" w:hAnsi="宋体" w:eastAsia="宋体"/>
+                <w:b w:val="0"/>
+                <w:sz w:val="21"/>
+              </w:rPr>
+              <w:t>掌握 /etc/login.defs、/etc/security/pwquality.conf、/etc/pam.d/system-auth、/etc/shadow 的查看，能判定口令策略与登录失败处理是否合规。</w:t>
+            </w:r>
+          </w:p>
+        </w:tc>
+        <w:tc>
+          <w:tcPr>
+            <w:tcW w:type="dxa" w:w="4139"/>
+            <w:vAlign w:val="center"/>
+          </w:tcPr>
+          <w:p>
+            <w:r/>
+            <w:r>
+              <w:rPr>
+                <w:rFonts w:ascii="宋体" w:hAnsi="宋体" w:eastAsia="宋体"/>
+                <w:b w:val="0"/>
+                <w:sz w:val="21"/>
+              </w:rPr>
+              <w:t>“实测结果”抄录关键参数值；“符合性判定”逐项四档。</w:t>
+            </w:r>
+          </w:p>
+        </w:tc>
+      </w:tr>
+      <w:tr>
+        <w:tc>
+          <w:tcPr>
+            <w:tcW w:type="dxa" w:w="680"/>
+            <w:vAlign w:val="center"/>
           </w:tcPr>
           <w:p>
             <w:pPr>
@@ -1746,9 +2229,43 @@
               <w:rPr>
                 <w:rFonts w:ascii="宋体" w:hAnsi="宋体" w:eastAsia="宋体"/>
                 <w:b/>
-                <w:sz w:val="18"/>
+                <w:sz w:val="21"/>
               </w:rPr>
-              <w:t>达标判据（写进记录表哪一列）</w:t>
+              <w:t>L2</w:t>
+            </w:r>
+          </w:p>
+        </w:tc>
+        <w:tc>
+          <w:tcPr>
+            <w:tcW w:type="dxa" w:w="3402"/>
+            <w:vAlign w:val="center"/>
+          </w:tcPr>
+          <w:p>
+            <w:r/>
+            <w:r>
+              <w:rPr>
+                <w:rFonts w:ascii="宋体" w:hAnsi="宋体" w:eastAsia="宋体"/>
+                <w:b w:val="0"/>
+                <w:sz w:val="21"/>
+              </w:rPr>
+              <w:t>掌握 rsyslog/auditd 服务状态、/var/log/secure 与 audit 规则的查看，能判定“审计是否开启、日志能否追溯”。</w:t>
+            </w:r>
+          </w:p>
+        </w:tc>
+        <w:tc>
+          <w:tcPr>
+            <w:tcW w:type="dxa" w:w="4139"/>
+            <w:vAlign w:val="center"/>
+          </w:tcPr>
+          <w:p>
+            <w:r/>
+            <w:r>
+              <w:rPr>
+                <w:rFonts w:ascii="宋体" w:hAnsi="宋体" w:eastAsia="宋体"/>
+                <w:b w:val="0"/>
+                <w:sz w:val="21"/>
+              </w:rPr>
+              <w:t>“实测结果”给出服务状态与日志样例；“问题描述”写清缺失的审计项。</w:t>
             </w:r>
           </w:p>
         </w:tc>
@@ -1757,45 +2274,54 @@
         <w:tc>
           <w:tcPr>
             <w:tcW w:type="dxa" w:w="680"/>
+            <w:vAlign w:val="center"/>
+          </w:tcPr>
+          <w:p>
+            <w:pPr>
+              <w:jc w:val="center"/>
+            </w:pPr>
+            <w:r/>
+            <w:r>
+              <w:rPr>
+                <w:rFonts w:ascii="宋体" w:hAnsi="宋体" w:eastAsia="宋体"/>
+                <w:b/>
+                <w:sz w:val="21"/>
+              </w:rPr>
+              <w:t>L3</w:t>
+            </w:r>
+          </w:p>
+        </w:tc>
+        <w:tc>
+          <w:tcPr>
+            <w:tcW w:type="dxa" w:w="3402"/>
+            <w:vAlign w:val="center"/>
           </w:tcPr>
           <w:p>
             <w:r/>
             <w:r>
               <w:rPr>
                 <w:rFonts w:ascii="宋体" w:hAnsi="宋体" w:eastAsia="宋体"/>
-                <w:sz w:val="18"/>
+                <w:b w:val="0"/>
+                <w:sz w:val="21"/>
               </w:rPr>
-              <w:t>W1</w:t>
+              <w:t>掌握开放端口与非必要服务（telnet/ftp 等）的检查与关闭，能判定“最小化安装”落实情况。</w:t>
             </w:r>
           </w:p>
         </w:tc>
         <w:tc>
           <w:tcPr>
-            <w:tcW w:type="dxa" w:w="4535"/>
+            <w:tcW w:type="dxa" w:w="4139"/>
+            <w:vAlign w:val="center"/>
           </w:tcPr>
           <w:p>
             <w:r/>
             <w:r>
               <w:rPr>
                 <w:rFonts w:ascii="宋体" w:hAnsi="宋体" w:eastAsia="宋体"/>
-                <w:sz w:val="18"/>
+                <w:b w:val="0"/>
+                <w:sz w:val="21"/>
               </w:rPr>
-              <w:t>掌握本地安全策略中口令复杂度、长度、最长期限、历史与账户锁定阈值的查看与配置，能判定是否满足三级要求</w:t>
-            </w:r>
-          </w:p>
-        </w:tc>
-        <w:tc>
-          <w:tcPr>
-            <w:tcW w:type="dxa" w:w="4422"/>
-          </w:tcPr>
-          <w:p>
-            <w:r/>
-            <w:r>
-              <w:rPr>
-                <w:rFonts w:ascii="宋体" w:hAnsi="宋体" w:eastAsia="宋体"/>
-                <w:sz w:val="18"/>
-              </w:rPr>
-              <w:t>记录表"实测结果"给出具体值（如最小长度=8）；"符合性判定"给出四档结论</w:t>
+              <w:t>“实测结果”给出开放端口清单；“整改建议”给出停用服务命令。</w:t>
             </w:r>
           </w:p>
         </w:tc>
@@ -1804,295 +2330,18 @@
         <w:tc>
           <w:tcPr>
             <w:tcW w:type="dxa" w:w="680"/>
+            <w:vAlign w:val="center"/>
           </w:tcPr>
           <w:p>
+            <w:pPr>
+              <w:jc w:val="center"/>
+            </w:pPr>
             <w:r/>
             <w:r>
               <w:rPr>
                 <w:rFonts w:ascii="宋体" w:hAnsi="宋体" w:eastAsia="宋体"/>
-                <w:sz w:val="18"/>
-              </w:rPr>
-              <w:t>W2</w:t>
-            </w:r>
-          </w:p>
-        </w:tc>
-        <w:tc>
-          <w:tcPr>
-            <w:tcW w:type="dxa" w:w="4535"/>
-          </w:tcPr>
-          <w:p>
-            <w:r/>
-            <w:r>
-              <w:rPr>
-                <w:rFonts w:ascii="宋体" w:hAnsi="宋体" w:eastAsia="宋体"/>
-                <w:sz w:val="18"/>
-              </w:rPr>
-              <w:t>掌握审核策略的启用（登录/对象访问/策略变更，成功+失败）、事件日志的定位与留存设置，能验证"日志可查、留存满足"</w:t>
-            </w:r>
-          </w:p>
-        </w:tc>
-        <w:tc>
-          <w:tcPr>
-            <w:tcW w:type="dxa" w:w="4422"/>
-          </w:tcPr>
-          <w:p>
-            <w:r/>
-            <w:r>
-              <w:rPr>
-                <w:rFonts w:ascii="宋体" w:hAnsi="宋体" w:eastAsia="宋体"/>
-                <w:sz w:val="18"/>
-              </w:rPr>
-              <w:t>记录表"实测结果"列出已启用的审核类别；"问题描述"写清未开启的项</w:t>
-            </w:r>
-          </w:p>
-        </w:tc>
-      </w:tr>
-      <w:tr>
-        <w:tc>
-          <w:tcPr>
-            <w:tcW w:type="dxa" w:w="680"/>
-          </w:tcPr>
-          <w:p>
-            <w:r/>
-            <w:r>
-              <w:rPr>
-                <w:rFonts w:ascii="宋体" w:hAnsi="宋体" w:eastAsia="宋体"/>
-                <w:sz w:val="18"/>
-              </w:rPr>
-              <w:t>W3</w:t>
-            </w:r>
-          </w:p>
-        </w:tc>
-        <w:tc>
-          <w:tcPr>
-            <w:tcW w:type="dxa" w:w="4535"/>
-          </w:tcPr>
-          <w:p>
-            <w:r/>
-            <w:r>
-              <w:rPr>
-                <w:rFonts w:ascii="宋体" w:hAnsi="宋体" w:eastAsia="宋体"/>
-                <w:sz w:val="18"/>
-              </w:rPr>
-              <w:t>掌握默认共享、Guest/多余账户、445 等非必要端口与服务的检查与关闭，能识别"高危端口暴露"风险</w:t>
-            </w:r>
-          </w:p>
-        </w:tc>
-        <w:tc>
-          <w:tcPr>
-            <w:tcW w:type="dxa" w:w="4422"/>
-          </w:tcPr>
-          <w:p>
-            <w:r/>
-            <w:r>
-              <w:rPr>
-                <w:rFonts w:ascii="宋体" w:hAnsi="宋体" w:eastAsia="宋体"/>
-                <w:sz w:val="18"/>
-              </w:rPr>
-              <w:t>"实测结果"给出端口/共享清单；"整改建议"给出关闭或限制的具体做法</w:t>
-            </w:r>
-          </w:p>
-        </w:tc>
-      </w:tr>
-      <w:tr>
-        <w:tc>
-          <w:tcPr>
-            <w:tcW w:type="dxa" w:w="680"/>
-          </w:tcPr>
-          <w:p>
-            <w:r/>
-            <w:r>
-              <w:rPr>
-                <w:rFonts w:ascii="宋体" w:hAnsi="宋体" w:eastAsia="宋体"/>
-                <w:sz w:val="18"/>
-              </w:rPr>
-              <w:t>W4</w:t>
-            </w:r>
-          </w:p>
-        </w:tc>
-        <w:tc>
-          <w:tcPr>
-            <w:tcW w:type="dxa" w:w="4535"/>
-          </w:tcPr>
-          <w:p>
-            <w:r/>
-            <w:r>
-              <w:rPr>
-                <w:rFonts w:ascii="宋体" w:hAnsi="宋体" w:eastAsia="宋体"/>
-                <w:sz w:val="18"/>
-              </w:rPr>
-              <w:t>掌握 NTFS 权限查看与最小权限检查，能判定是否存在 Everyone 可写等过度授权</w:t>
-            </w:r>
-          </w:p>
-        </w:tc>
-        <w:tc>
-          <w:tcPr>
-            <w:tcW w:type="dxa" w:w="4422"/>
-          </w:tcPr>
-          <w:p>
-            <w:r/>
-            <w:r>
-              <w:rPr>
-                <w:rFonts w:ascii="宋体" w:hAnsi="宋体" w:eastAsia="宋体"/>
-                <w:sz w:val="18"/>
-              </w:rPr>
-              <w:t>"实测结果"给出目录权限清单；"问题描述"点明过度授权的对象</w:t>
-            </w:r>
-          </w:p>
-        </w:tc>
-      </w:tr>
-      <w:tr>
-        <w:tc>
-          <w:tcPr>
-            <w:tcW w:type="dxa" w:w="680"/>
-          </w:tcPr>
-          <w:p>
-            <w:r/>
-            <w:r>
-              <w:rPr>
-                <w:rFonts w:ascii="宋体" w:hAnsi="宋体" w:eastAsia="宋体"/>
-                <w:sz w:val="18"/>
-              </w:rPr>
-              <w:t>L1</w:t>
-            </w:r>
-          </w:p>
-        </w:tc>
-        <w:tc>
-          <w:tcPr>
-            <w:tcW w:type="dxa" w:w="4535"/>
-          </w:tcPr>
-          <w:p>
-            <w:r/>
-            <w:r>
-              <w:rPr>
-                <w:rFonts w:ascii="宋体" w:hAnsi="宋体" w:eastAsia="宋体"/>
-                <w:sz w:val="18"/>
-              </w:rPr>
-              <w:t>掌握 /etc/login.defs、/etc/security/pwquality.conf、/etc/shadow 的查看，能判定口令有效期、最小长度、空口令账户等是否合规</w:t>
-            </w:r>
-          </w:p>
-        </w:tc>
-        <w:tc>
-          <w:tcPr>
-            <w:tcW w:type="dxa" w:w="4422"/>
-          </w:tcPr>
-          <w:p>
-            <w:r/>
-            <w:r>
-              <w:rPr>
-                <w:rFonts w:ascii="宋体" w:hAnsi="宋体" w:eastAsia="宋体"/>
-                <w:sz w:val="18"/>
-              </w:rPr>
-              <w:t>"实测结果"抄录关键参数值；"符合性判定"逐项四档</w:t>
-            </w:r>
-          </w:p>
-        </w:tc>
-      </w:tr>
-      <w:tr>
-        <w:tc>
-          <w:tcPr>
-            <w:tcW w:type="dxa" w:w="680"/>
-          </w:tcPr>
-          <w:p>
-            <w:r/>
-            <w:r>
-              <w:rPr>
-                <w:rFonts w:ascii="宋体" w:hAnsi="宋体" w:eastAsia="宋体"/>
-                <w:sz w:val="18"/>
-              </w:rPr>
-              <w:t>L2</w:t>
-            </w:r>
-          </w:p>
-        </w:tc>
-        <w:tc>
-          <w:tcPr>
-            <w:tcW w:type="dxa" w:w="4535"/>
-          </w:tcPr>
-          <w:p>
-            <w:r/>
-            <w:r>
-              <w:rPr>
-                <w:rFonts w:ascii="宋体" w:hAnsi="宋体" w:eastAsia="宋体"/>
-                <w:sz w:val="18"/>
-              </w:rPr>
-              <w:t>掌握 rsyslog/auditd 服务状态、/var/log/secure 与 audit 规则的查看，能判定"审计是否开启、日志能否追溯"</w:t>
-            </w:r>
-          </w:p>
-        </w:tc>
-        <w:tc>
-          <w:tcPr>
-            <w:tcW w:type="dxa" w:w="4422"/>
-          </w:tcPr>
-          <w:p>
-            <w:r/>
-            <w:r>
-              <w:rPr>
-                <w:rFonts w:ascii="宋体" w:hAnsi="宋体" w:eastAsia="宋体"/>
-                <w:sz w:val="18"/>
-              </w:rPr>
-              <w:t>"实测结果"给出服务状态与日志样例；"问题描述"写清缺失的审计项</w:t>
-            </w:r>
-          </w:p>
-        </w:tc>
-      </w:tr>
-      <w:tr>
-        <w:tc>
-          <w:tcPr>
-            <w:tcW w:type="dxa" w:w="680"/>
-          </w:tcPr>
-          <w:p>
-            <w:r/>
-            <w:r>
-              <w:rPr>
-                <w:rFonts w:ascii="宋体" w:hAnsi="宋体" w:eastAsia="宋体"/>
-                <w:sz w:val="18"/>
-              </w:rPr>
-              <w:t>L3</w:t>
-            </w:r>
-          </w:p>
-        </w:tc>
-        <w:tc>
-          <w:tcPr>
-            <w:tcW w:type="dxa" w:w="4535"/>
-          </w:tcPr>
-          <w:p>
-            <w:r/>
-            <w:r>
-              <w:rPr>
-                <w:rFonts w:ascii="宋体" w:hAnsi="宋体" w:eastAsia="宋体"/>
-                <w:sz w:val="18"/>
-              </w:rPr>
-              <w:t>掌握开放端口与非必要服务（telnet/ftp 等）的检查与关闭，能判定"最小化安装"落实情况</w:t>
-            </w:r>
-          </w:p>
-        </w:tc>
-        <w:tc>
-          <w:tcPr>
-            <w:tcW w:type="dxa" w:w="4422"/>
-          </w:tcPr>
-          <w:p>
-            <w:r/>
-            <w:r>
-              <w:rPr>
-                <w:rFonts w:ascii="宋体" w:hAnsi="宋体" w:eastAsia="宋体"/>
-                <w:sz w:val="18"/>
-              </w:rPr>
-              <w:t>"实测结果"给出开放端口清单；"整改建议"给出停用服务命令</w:t>
-            </w:r>
-          </w:p>
-        </w:tc>
-      </w:tr>
-      <w:tr>
-        <w:tc>
-          <w:tcPr>
-            <w:tcW w:type="dxa" w:w="680"/>
-          </w:tcPr>
-          <w:p>
-            <w:r/>
-            <w:r>
-              <w:rPr>
-                <w:rFonts w:ascii="宋体" w:hAnsi="宋体" w:eastAsia="宋体"/>
-                <w:sz w:val="18"/>
+                <w:b/>
+                <w:sz w:val="21"/>
               </w:rPr>
               <w:t>L4</w:t>
             </w:r>
@@ -2100,31 +2349,35 @@
         </w:tc>
         <w:tc>
           <w:tcPr>
-            <w:tcW w:type="dxa" w:w="4535"/>
+            <w:tcW w:type="dxa" w:w="3402"/>
+            <w:vAlign w:val="center"/>
           </w:tcPr>
           <w:p>
             <w:r/>
             <w:r>
               <w:rPr>
                 <w:rFonts w:ascii="宋体" w:hAnsi="宋体" w:eastAsia="宋体"/>
-                <w:sz w:val="18"/>
+                <w:b w:val="0"/>
+                <w:sz w:val="21"/>
               </w:rPr>
-              <w:t>掌握关键文件权限（644/600）、/etc/ssh/sshd_config 关键参数的查看与判定</w:t>
+              <w:t>掌握账户最小化、sudo 权限、关键文件权限的查看与判定。</w:t>
             </w:r>
           </w:p>
         </w:tc>
         <w:tc>
           <w:tcPr>
-            <w:tcW w:type="dxa" w:w="4422"/>
+            <w:tcW w:type="dxa" w:w="4139"/>
+            <w:vAlign w:val="center"/>
           </w:tcPr>
           <w:p>
             <w:r/>
             <w:r>
               <w:rPr>
                 <w:rFonts w:ascii="宋体" w:hAnsi="宋体" w:eastAsia="宋体"/>
-                <w:sz w:val="18"/>
+                <w:b w:val="0"/>
+                <w:sz w:val="21"/>
               </w:rPr>
-              <w:t>"实测结果"给出文件权限与 SSH 参数值；"符合性判定"给出结论</w:t>
+              <w:t>“实测结果”给出账户列表与权限值；“符合性判定”给出结论。</w:t>
             </w:r>
           </w:p>
         </w:tc>
@@ -2133,7 +2386,7 @@
     <w:p>
       <w:r>
         <w:rPr>
-          <w:rFonts w:ascii="宋体" w:hAnsi="宋体" w:eastAsia="宋体"/>
+          <w:rFonts w:ascii="黑体" w:hAnsi="黑体" w:eastAsia="黑体"/>
           <w:b/>
           <w:sz w:val="24"/>
         </w:rPr>
@@ -2141,74 +2394,48 @@
       </w:r>
     </w:p>
     <w:p>
-      <w:pPr>
-        <w:spacing w:line="336" w:lineRule="auto"/>
-      </w:pPr>
       <w:r>
         <w:rPr>
-          <w:rFonts w:ascii="宋体" w:hAnsi="宋体" w:eastAsia="宋体"/>
-          <w:b w:val="0"/>
-          <w:sz w:val="20"/>
+          <w:sz w:val="21"/>
         </w:rPr>
-        <w:t>1．课时安排：2 学时（90 分钟）内在机房完成 4 个实验。建议时间分配——平台登录与环境熟悉 10 分钟，Windows 线 30 分钟，Linux 线 30 分钟，记录表填写与判定 20 分钟。</w:t>
+        <w:t>1．课时安排：2 学时（90 分钟）内在机房完成 2 个实验。建议时间分配——平台登录与环境熟悉 10 分钟，Windows 线 20 分钟，Linux 线 20 分钟，记录表填写与判定 20 分钟。</w:t>
       </w:r>
     </w:p>
     <w:p>
-      <w:pPr>
-        <w:spacing w:line="336" w:lineRule="auto"/>
-      </w:pPr>
       <w:r>
         <w:rPr>
-          <w:rFonts w:ascii="宋体" w:hAnsi="宋体" w:eastAsia="宋体"/>
-          <w:b w:val="0"/>
-          <w:sz w:val="20"/>
+          <w:sz w:val="21"/>
         </w:rPr>
-        <w:t>2．组织形式：4 人/组，轮换角色（核查员 / 记录员 / 验证员 / 汇报员），教师巡回指导。同组必须每人对 4 个实验的核查项独立取证，不得共用截图。</w:t>
+        <w:t>2．组织形式：4 人/组，轮换角色（核查员 / 记录员 / 验证员 / 汇报员），教师巡回指导。同组必须每人对 2 个实验的核查项独立取证，不得共用截图。</w:t>
       </w:r>
     </w:p>
     <w:p>
-      <w:pPr>
-        <w:spacing w:line="336" w:lineRule="auto"/>
-      </w:pPr>
       <w:r>
         <w:rPr>
-          <w:rFonts w:ascii="宋体" w:hAnsi="宋体" w:eastAsia="宋体"/>
-          <w:b w:val="0"/>
-          <w:sz w:val="20"/>
+          <w:sz w:val="21"/>
         </w:rPr>
-        <w:t>3．提交要求：实验课内完成并当场提交——① 4 个实验的操作截图（按编号命名，如 W1-01.png）；② 《等保测评实验记录表》（素材7）。</w:t>
+        <w:t>3．提交要求：实验课内完成并当场提交——① 2 个实验的操作截图（按编号命名，如 W1-01.png）；② 《等保测评实验记录表》（素材7）。</w:t>
       </w:r>
     </w:p>
     <w:p>
-      <w:pPr>
-        <w:spacing w:line="336" w:lineRule="auto"/>
-      </w:pPr>
       <w:r>
         <w:rPr>
-          <w:rFonts w:ascii="宋体" w:hAnsi="宋体" w:eastAsia="宋体"/>
-          <w:b w:val="0"/>
-          <w:sz w:val="20"/>
+          <w:sz w:val="21"/>
         </w:rPr>
         <w:t>4．评分标准：平台操作与实验完成度 30% ＋ 证据取证质量（截图可追溯）25% ＋ 判定准确与问题描述 25% ＋ 职业素养（保密、如实记录、组内协作）20%。</w:t>
       </w:r>
     </w:p>
     <w:p>
-      <w:pPr>
-        <w:spacing w:line="336" w:lineRule="auto"/>
-      </w:pPr>
       <w:r>
         <w:rPr>
-          <w:rFonts w:ascii="宋体" w:hAnsi="宋体" w:eastAsia="宋体"/>
-          <w:b w:val="0"/>
-          <w:color w:val="C00000"/>
-          <w:sz w:val="20"/>
+          <w:sz w:val="21"/>
         </w:rPr>
         <w:t>5．纪律要求：仅在本平台虚拟环境中操作，如实记录核查结果，不得伪造截图与数据；截图不得外传。</w:t>
       </w:r>
     </w:p>
     <w:sectPr>
-      <w:pgSz w:w="12240" w:h="15840"/>
-      <w:pgMar w:top="1134" w:right="1134" w:bottom="1134" w:left="1134" w:header="720" w:footer="720" w:gutter="0"/>
+      <w:pgSz w:w="11906" w:h="16838"/>
+      <w:pgMar w:top="1440" w:right="1797" w:bottom="1440" w:left="1797" w:header="720" w:footer="720" w:gutter="0"/>
       <w:cols w:space="720"/>
       <w:docGrid w:linePitch="360"/>
     </w:sectPr>
@@ -2579,10 +2806,6 @@
     <w:name w:val="Normal"/>
     <w:qFormat/>
     <w:rsid w:val="00FC693F"/>
-    <w:rPr>
-      <w:rFonts w:ascii="宋体" w:hAnsi="宋体" w:eastAsia="宋体"/>
-      <w:sz w:val="21"/>
-    </w:rPr>
   </w:style>
   <w:style w:type="paragraph" w:styleId="Header">
     <w:name w:val="header"/>
